--- a/docs/数据结构智能出卷系统开发文档.docx
+++ b/docs/数据结构智能出卷系统开发文档.docx
@@ -94,7 +94,7 @@
           </w:tcPr>
           <w:p>
             <w:pPr>
-              <w:spacing w:after="0"/>
+              <w:spacing w:after="0" w:line="360" w:lineRule="auto"/>
             </w:pPr>
             <w:r/>
             <w:r>
@@ -115,7 +115,7 @@
           </w:tcPr>
           <w:p>
             <w:pPr>
-              <w:spacing w:after="0"/>
+              <w:spacing w:after="0" w:line="360" w:lineRule="auto"/>
             </w:pPr>
             <w:r/>
             <w:r>
@@ -136,7 +136,7 @@
           </w:tcPr>
           <w:p>
             <w:pPr>
-              <w:spacing w:after="0"/>
+              <w:spacing w:after="0" w:line="360" w:lineRule="auto"/>
             </w:pPr>
             <w:r/>
             <w:r>
@@ -159,7 +159,7 @@
           </w:tcPr>
           <w:p>
             <w:pPr>
-              <w:spacing w:after="0"/>
+              <w:spacing w:after="0" w:line="360" w:lineRule="auto"/>
             </w:pPr>
             <w:r/>
             <w:r>
@@ -179,7 +179,7 @@
           </w:tcPr>
           <w:p>
             <w:pPr>
-              <w:spacing w:after="0"/>
+              <w:spacing w:after="0" w:line="360" w:lineRule="auto"/>
             </w:pPr>
             <w:r/>
             <w:r>
@@ -199,7 +199,7 @@
           </w:tcPr>
           <w:p>
             <w:pPr>
-              <w:spacing w:after="0"/>
+              <w:spacing w:after="0" w:line="360" w:lineRule="auto"/>
             </w:pPr>
             <w:r/>
             <w:r>
@@ -221,7 +221,7 @@
           </w:tcPr>
           <w:p>
             <w:pPr>
-              <w:spacing w:after="0"/>
+              <w:spacing w:after="0" w:line="360" w:lineRule="auto"/>
             </w:pPr>
             <w:r/>
             <w:r>
@@ -241,7 +241,7 @@
           </w:tcPr>
           <w:p>
             <w:pPr>
-              <w:spacing w:after="0"/>
+              <w:spacing w:after="0" w:line="360" w:lineRule="auto"/>
             </w:pPr>
             <w:r/>
             <w:r>
@@ -261,7 +261,7 @@
           </w:tcPr>
           <w:p>
             <w:pPr>
-              <w:spacing w:after="0"/>
+              <w:spacing w:after="0" w:line="360" w:lineRule="auto"/>
             </w:pPr>
             <w:r/>
             <w:r>
@@ -283,7 +283,7 @@
           </w:tcPr>
           <w:p>
             <w:pPr>
-              <w:spacing w:after="0"/>
+              <w:spacing w:after="0" w:line="360" w:lineRule="auto"/>
             </w:pPr>
             <w:r/>
             <w:r>
@@ -303,7 +303,7 @@
           </w:tcPr>
           <w:p>
             <w:pPr>
-              <w:spacing w:after="0"/>
+              <w:spacing w:after="0" w:line="360" w:lineRule="auto"/>
             </w:pPr>
             <w:r/>
             <w:r>
@@ -323,7 +323,7 @@
           </w:tcPr>
           <w:p>
             <w:pPr>
-              <w:spacing w:after="0"/>
+              <w:spacing w:after="0" w:line="360" w:lineRule="auto"/>
             </w:pPr>
             <w:r/>
             <w:r>
@@ -388,7 +388,7 @@
           </w:tcPr>
           <w:p>
             <w:pPr>
-              <w:spacing w:after="0"/>
+              <w:spacing w:after="0" w:line="360" w:lineRule="auto"/>
             </w:pPr>
             <w:r/>
             <w:r>
@@ -409,7 +409,7 @@
           </w:tcPr>
           <w:p>
             <w:pPr>
-              <w:spacing w:after="0"/>
+              <w:spacing w:after="0" w:line="360" w:lineRule="auto"/>
             </w:pPr>
             <w:r/>
             <w:r>
@@ -430,7 +430,7 @@
           </w:tcPr>
           <w:p>
             <w:pPr>
-              <w:spacing w:after="0"/>
+              <w:spacing w:after="0" w:line="360" w:lineRule="auto"/>
             </w:pPr>
             <w:r/>
             <w:r>
@@ -453,7 +453,7 @@
           </w:tcPr>
           <w:p>
             <w:pPr>
-              <w:spacing w:after="0"/>
+              <w:spacing w:after="0" w:line="360" w:lineRule="auto"/>
             </w:pPr>
             <w:r/>
             <w:r>
@@ -473,7 +473,7 @@
           </w:tcPr>
           <w:p>
             <w:pPr>
-              <w:spacing w:after="0"/>
+              <w:spacing w:after="0" w:line="360" w:lineRule="auto"/>
             </w:pPr>
             <w:r/>
             <w:r>
@@ -493,7 +493,7 @@
           </w:tcPr>
           <w:p>
             <w:pPr>
-              <w:spacing w:after="0"/>
+              <w:spacing w:after="0" w:line="360" w:lineRule="auto"/>
             </w:pPr>
             <w:r/>
             <w:r>
@@ -515,7 +515,7 @@
           </w:tcPr>
           <w:p>
             <w:pPr>
-              <w:spacing w:after="0"/>
+              <w:spacing w:after="0" w:line="360" w:lineRule="auto"/>
             </w:pPr>
             <w:r/>
             <w:r>
@@ -535,7 +535,7 @@
           </w:tcPr>
           <w:p>
             <w:pPr>
-              <w:spacing w:after="0"/>
+              <w:spacing w:after="0" w:line="360" w:lineRule="auto"/>
             </w:pPr>
             <w:r/>
             <w:r>
@@ -555,7 +555,7 @@
           </w:tcPr>
           <w:p>
             <w:pPr>
-              <w:spacing w:after="0"/>
+              <w:spacing w:after="0" w:line="360" w:lineRule="auto"/>
             </w:pPr>
             <w:r/>
             <w:r>
@@ -577,7 +577,7 @@
           </w:tcPr>
           <w:p>
             <w:pPr>
-              <w:spacing w:after="0"/>
+              <w:spacing w:after="0" w:line="360" w:lineRule="auto"/>
             </w:pPr>
             <w:r/>
             <w:r>
@@ -597,7 +597,7 @@
           </w:tcPr>
           <w:p>
             <w:pPr>
-              <w:spacing w:after="0"/>
+              <w:spacing w:after="0" w:line="360" w:lineRule="auto"/>
             </w:pPr>
             <w:r/>
             <w:r>
@@ -617,7 +617,7 @@
           </w:tcPr>
           <w:p>
             <w:pPr>
-              <w:spacing w:after="0"/>
+              <w:spacing w:after="0" w:line="360" w:lineRule="auto"/>
             </w:pPr>
             <w:r/>
             <w:r>
@@ -639,7 +639,7 @@
           </w:tcPr>
           <w:p>
             <w:pPr>
-              <w:spacing w:after="0"/>
+              <w:spacing w:after="0" w:line="360" w:lineRule="auto"/>
             </w:pPr>
             <w:r/>
             <w:r>
@@ -659,7 +659,7 @@
           </w:tcPr>
           <w:p>
             <w:pPr>
-              <w:spacing w:after="0"/>
+              <w:spacing w:after="0" w:line="360" w:lineRule="auto"/>
             </w:pPr>
             <w:r/>
             <w:r>
@@ -679,7 +679,7 @@
           </w:tcPr>
           <w:p>
             <w:pPr>
-              <w:spacing w:after="0"/>
+              <w:spacing w:after="0" w:line="360" w:lineRule="auto"/>
             </w:pPr>
             <w:r/>
             <w:r>
@@ -701,7 +701,7 @@
           </w:tcPr>
           <w:p>
             <w:pPr>
-              <w:spacing w:after="0"/>
+              <w:spacing w:after="0" w:line="360" w:lineRule="auto"/>
             </w:pPr>
             <w:r/>
             <w:r>
@@ -721,7 +721,7 @@
           </w:tcPr>
           <w:p>
             <w:pPr>
-              <w:spacing w:after="0"/>
+              <w:spacing w:after="0" w:line="360" w:lineRule="auto"/>
             </w:pPr>
             <w:r/>
             <w:r>
@@ -741,7 +741,7 @@
           </w:tcPr>
           <w:p>
             <w:pPr>
-              <w:spacing w:after="0"/>
+              <w:spacing w:after="0" w:line="360" w:lineRule="auto"/>
             </w:pPr>
             <w:r/>
             <w:r>
@@ -763,7 +763,7 @@
           </w:tcPr>
           <w:p>
             <w:pPr>
-              <w:spacing w:after="0"/>
+              <w:spacing w:after="0" w:line="360" w:lineRule="auto"/>
             </w:pPr>
             <w:r/>
             <w:r>
@@ -783,7 +783,7 @@
           </w:tcPr>
           <w:p>
             <w:pPr>
-              <w:spacing w:after="0"/>
+              <w:spacing w:after="0" w:line="360" w:lineRule="auto"/>
             </w:pPr>
             <w:r/>
             <w:r>
@@ -803,7 +803,7 @@
           </w:tcPr>
           <w:p>
             <w:pPr>
-              <w:spacing w:after="0"/>
+              <w:spacing w:after="0" w:line="360" w:lineRule="auto"/>
             </w:pPr>
             <w:r/>
             <w:r>
@@ -825,7 +825,7 @@
           </w:tcPr>
           <w:p>
             <w:pPr>
-              <w:spacing w:after="0"/>
+              <w:spacing w:after="0" w:line="360" w:lineRule="auto"/>
             </w:pPr>
             <w:r/>
             <w:r>
@@ -845,7 +845,7 @@
           </w:tcPr>
           <w:p>
             <w:pPr>
-              <w:spacing w:after="0"/>
+              <w:spacing w:after="0" w:line="360" w:lineRule="auto"/>
             </w:pPr>
             <w:r/>
             <w:r>
@@ -865,7 +865,7 @@
           </w:tcPr>
           <w:p>
             <w:pPr>
-              <w:spacing w:after="0"/>
+              <w:spacing w:after="0" w:line="360" w:lineRule="auto"/>
             </w:pPr>
             <w:r/>
             <w:r>
@@ -1082,7 +1082,7 @@
           </w:tcPr>
           <w:p>
             <w:pPr>
-              <w:spacing w:after="0"/>
+              <w:spacing w:after="0" w:line="360" w:lineRule="auto"/>
             </w:pPr>
             <w:r/>
             <w:r>
@@ -1103,7 +1103,7 @@
           </w:tcPr>
           <w:p>
             <w:pPr>
-              <w:spacing w:after="0"/>
+              <w:spacing w:after="0" w:line="360" w:lineRule="auto"/>
             </w:pPr>
             <w:r/>
             <w:r>
@@ -1124,7 +1124,7 @@
           </w:tcPr>
           <w:p>
             <w:pPr>
-              <w:spacing w:after="0"/>
+              <w:spacing w:after="0" w:line="360" w:lineRule="auto"/>
             </w:pPr>
             <w:r/>
             <w:r>
@@ -1147,7 +1147,7 @@
           </w:tcPr>
           <w:p>
             <w:pPr>
-              <w:spacing w:after="0"/>
+              <w:spacing w:after="0" w:line="360" w:lineRule="auto"/>
             </w:pPr>
             <w:r/>
             <w:r>
@@ -1167,7 +1167,7 @@
           </w:tcPr>
           <w:p>
             <w:pPr>
-              <w:spacing w:after="0"/>
+              <w:spacing w:after="0" w:line="360" w:lineRule="auto"/>
             </w:pPr>
             <w:r/>
             <w:r>
@@ -1187,7 +1187,7 @@
           </w:tcPr>
           <w:p>
             <w:pPr>
-              <w:spacing w:after="0"/>
+              <w:spacing w:after="0" w:line="360" w:lineRule="auto"/>
             </w:pPr>
             <w:r/>
             <w:r>
@@ -1209,7 +1209,7 @@
           </w:tcPr>
           <w:p>
             <w:pPr>
-              <w:spacing w:after="0"/>
+              <w:spacing w:after="0" w:line="360" w:lineRule="auto"/>
             </w:pPr>
             <w:r/>
             <w:r>
@@ -1229,7 +1229,7 @@
           </w:tcPr>
           <w:p>
             <w:pPr>
-              <w:spacing w:after="0"/>
+              <w:spacing w:after="0" w:line="360" w:lineRule="auto"/>
             </w:pPr>
             <w:r/>
             <w:r>
@@ -1249,7 +1249,7 @@
           </w:tcPr>
           <w:p>
             <w:pPr>
-              <w:spacing w:after="0"/>
+              <w:spacing w:after="0" w:line="360" w:lineRule="auto"/>
             </w:pPr>
             <w:r/>
             <w:r>
@@ -1271,7 +1271,7 @@
           </w:tcPr>
           <w:p>
             <w:pPr>
-              <w:spacing w:after="0"/>
+              <w:spacing w:after="0" w:line="360" w:lineRule="auto"/>
             </w:pPr>
             <w:r/>
             <w:r>
@@ -1291,7 +1291,7 @@
           </w:tcPr>
           <w:p>
             <w:pPr>
-              <w:spacing w:after="0"/>
+              <w:spacing w:after="0" w:line="360" w:lineRule="auto"/>
             </w:pPr>
             <w:r/>
             <w:r>
@@ -1311,7 +1311,7 @@
           </w:tcPr>
           <w:p>
             <w:pPr>
-              <w:spacing w:after="0"/>
+              <w:spacing w:after="0" w:line="360" w:lineRule="auto"/>
             </w:pPr>
             <w:r/>
             <w:r>
@@ -1333,7 +1333,7 @@
           </w:tcPr>
           <w:p>
             <w:pPr>
-              <w:spacing w:after="0"/>
+              <w:spacing w:after="0" w:line="360" w:lineRule="auto"/>
             </w:pPr>
             <w:r/>
             <w:r>
@@ -1353,7 +1353,7 @@
           </w:tcPr>
           <w:p>
             <w:pPr>
-              <w:spacing w:after="0"/>
+              <w:spacing w:after="0" w:line="360" w:lineRule="auto"/>
             </w:pPr>
             <w:r/>
             <w:r>
@@ -1373,7 +1373,7 @@
           </w:tcPr>
           <w:p>
             <w:pPr>
-              <w:spacing w:after="0"/>
+              <w:spacing w:after="0" w:line="360" w:lineRule="auto"/>
             </w:pPr>
             <w:r/>
             <w:r>
@@ -1395,7 +1395,7 @@
           </w:tcPr>
           <w:p>
             <w:pPr>
-              <w:spacing w:after="0"/>
+              <w:spacing w:after="0" w:line="360" w:lineRule="auto"/>
             </w:pPr>
             <w:r/>
             <w:r>
@@ -1415,7 +1415,7 @@
           </w:tcPr>
           <w:p>
             <w:pPr>
-              <w:spacing w:after="0"/>
+              <w:spacing w:after="0" w:line="360" w:lineRule="auto"/>
             </w:pPr>
             <w:r/>
             <w:r>
@@ -1435,7 +1435,7 @@
           </w:tcPr>
           <w:p>
             <w:pPr>
-              <w:spacing w:after="0"/>
+              <w:spacing w:after="0" w:line="360" w:lineRule="auto"/>
             </w:pPr>
             <w:r/>
             <w:r>
@@ -1457,7 +1457,7 @@
           </w:tcPr>
           <w:p>
             <w:pPr>
-              <w:spacing w:after="0"/>
+              <w:spacing w:after="0" w:line="360" w:lineRule="auto"/>
             </w:pPr>
             <w:r/>
             <w:r>
@@ -1477,7 +1477,7 @@
           </w:tcPr>
           <w:p>
             <w:pPr>
-              <w:spacing w:after="0"/>
+              <w:spacing w:after="0" w:line="360" w:lineRule="auto"/>
             </w:pPr>
             <w:r/>
             <w:r>
@@ -1497,7 +1497,7 @@
           </w:tcPr>
           <w:p>
             <w:pPr>
-              <w:spacing w:after="0"/>
+              <w:spacing w:after="0" w:line="360" w:lineRule="auto"/>
             </w:pPr>
             <w:r/>
             <w:r>
@@ -1601,7 +1601,7 @@
           </w:tcPr>
           <w:p>
             <w:pPr>
-              <w:spacing w:after="0"/>
+              <w:spacing w:after="0" w:line="360" w:lineRule="auto"/>
             </w:pPr>
             <w:r/>
             <w:r>
@@ -1622,7 +1622,7 @@
           </w:tcPr>
           <w:p>
             <w:pPr>
-              <w:spacing w:after="0"/>
+              <w:spacing w:after="0" w:line="360" w:lineRule="auto"/>
             </w:pPr>
             <w:r/>
             <w:r>
@@ -1643,7 +1643,7 @@
           </w:tcPr>
           <w:p>
             <w:pPr>
-              <w:spacing w:after="0"/>
+              <w:spacing w:after="0" w:line="360" w:lineRule="auto"/>
             </w:pPr>
             <w:r/>
             <w:r>
@@ -1666,7 +1666,7 @@
           </w:tcPr>
           <w:p>
             <w:pPr>
-              <w:spacing w:after="0"/>
+              <w:spacing w:after="0" w:line="360" w:lineRule="auto"/>
             </w:pPr>
             <w:r/>
             <w:r>
@@ -1686,7 +1686,7 @@
           </w:tcPr>
           <w:p>
             <w:pPr>
-              <w:spacing w:after="0"/>
+              <w:spacing w:after="0" w:line="360" w:lineRule="auto"/>
             </w:pPr>
             <w:r/>
             <w:r>
@@ -1706,7 +1706,7 @@
           </w:tcPr>
           <w:p>
             <w:pPr>
-              <w:spacing w:after="0"/>
+              <w:spacing w:after="0" w:line="360" w:lineRule="auto"/>
             </w:pPr>
             <w:r/>
             <w:r>
@@ -1728,7 +1728,7 @@
           </w:tcPr>
           <w:p>
             <w:pPr>
-              <w:spacing w:after="0"/>
+              <w:spacing w:after="0" w:line="360" w:lineRule="auto"/>
             </w:pPr>
             <w:r/>
             <w:r>
@@ -1748,7 +1748,7 @@
           </w:tcPr>
           <w:p>
             <w:pPr>
-              <w:spacing w:after="0"/>
+              <w:spacing w:after="0" w:line="360" w:lineRule="auto"/>
             </w:pPr>
             <w:r/>
             <w:r>
@@ -1768,7 +1768,7 @@
           </w:tcPr>
           <w:p>
             <w:pPr>
-              <w:spacing w:after="0"/>
+              <w:spacing w:after="0" w:line="360" w:lineRule="auto"/>
             </w:pPr>
             <w:r/>
             <w:r>
@@ -1790,7 +1790,7 @@
           </w:tcPr>
           <w:p>
             <w:pPr>
-              <w:spacing w:after="0"/>
+              <w:spacing w:after="0" w:line="360" w:lineRule="auto"/>
             </w:pPr>
             <w:r/>
             <w:r>
@@ -1810,7 +1810,7 @@
           </w:tcPr>
           <w:p>
             <w:pPr>
-              <w:spacing w:after="0"/>
+              <w:spacing w:after="0" w:line="360" w:lineRule="auto"/>
             </w:pPr>
             <w:r/>
             <w:r>
@@ -1830,7 +1830,7 @@
           </w:tcPr>
           <w:p>
             <w:pPr>
-              <w:spacing w:after="0"/>
+              <w:spacing w:after="0" w:line="360" w:lineRule="auto"/>
             </w:pPr>
             <w:r/>
             <w:r>
@@ -1852,7 +1852,7 @@
           </w:tcPr>
           <w:p>
             <w:pPr>
-              <w:spacing w:after="0"/>
+              <w:spacing w:after="0" w:line="360" w:lineRule="auto"/>
             </w:pPr>
             <w:r/>
             <w:r>
@@ -1872,7 +1872,7 @@
           </w:tcPr>
           <w:p>
             <w:pPr>
-              <w:spacing w:after="0"/>
+              <w:spacing w:after="0" w:line="360" w:lineRule="auto"/>
             </w:pPr>
             <w:r/>
             <w:r>
@@ -1892,7 +1892,7 @@
           </w:tcPr>
           <w:p>
             <w:pPr>
-              <w:spacing w:after="0"/>
+              <w:spacing w:after="0" w:line="360" w:lineRule="auto"/>
             </w:pPr>
             <w:r/>
             <w:r>
@@ -1914,7 +1914,7 @@
           </w:tcPr>
           <w:p>
             <w:pPr>
-              <w:spacing w:after="0"/>
+              <w:spacing w:after="0" w:line="360" w:lineRule="auto"/>
             </w:pPr>
             <w:r/>
             <w:r>
@@ -1934,7 +1934,7 @@
           </w:tcPr>
           <w:p>
             <w:pPr>
-              <w:spacing w:after="0"/>
+              <w:spacing w:after="0" w:line="360" w:lineRule="auto"/>
             </w:pPr>
             <w:r/>
             <w:r>
@@ -1954,7 +1954,7 @@
           </w:tcPr>
           <w:p>
             <w:pPr>
-              <w:spacing w:after="0"/>
+              <w:spacing w:after="0" w:line="360" w:lineRule="auto"/>
             </w:pPr>
             <w:r/>
             <w:r>
@@ -2016,7 +2016,7 @@
           </w:tcPr>
           <w:p>
             <w:pPr>
-              <w:spacing w:after="0"/>
+              <w:spacing w:after="0" w:line="360" w:lineRule="auto"/>
             </w:pPr>
             <w:r/>
             <w:r>
@@ -2037,7 +2037,7 @@
           </w:tcPr>
           <w:p>
             <w:pPr>
-              <w:spacing w:after="0"/>
+              <w:spacing w:after="0" w:line="360" w:lineRule="auto"/>
             </w:pPr>
             <w:r/>
             <w:r>
@@ -2058,7 +2058,7 @@
           </w:tcPr>
           <w:p>
             <w:pPr>
-              <w:spacing w:after="0"/>
+              <w:spacing w:after="0" w:line="360" w:lineRule="auto"/>
             </w:pPr>
             <w:r/>
             <w:r>
@@ -2081,7 +2081,7 @@
           </w:tcPr>
           <w:p>
             <w:pPr>
-              <w:spacing w:after="0"/>
+              <w:spacing w:after="0" w:line="360" w:lineRule="auto"/>
             </w:pPr>
             <w:r/>
             <w:r>
@@ -2101,7 +2101,7 @@
           </w:tcPr>
           <w:p>
             <w:pPr>
-              <w:spacing w:after="0"/>
+              <w:spacing w:after="0" w:line="360" w:lineRule="auto"/>
             </w:pPr>
             <w:r/>
             <w:r>
@@ -2121,7 +2121,7 @@
           </w:tcPr>
           <w:p>
             <w:pPr>
-              <w:spacing w:after="0"/>
+              <w:spacing w:after="0" w:line="360" w:lineRule="auto"/>
             </w:pPr>
             <w:r/>
             <w:r>
@@ -2143,7 +2143,7 @@
           </w:tcPr>
           <w:p>
             <w:pPr>
-              <w:spacing w:after="0"/>
+              <w:spacing w:after="0" w:line="360" w:lineRule="auto"/>
             </w:pPr>
             <w:r/>
             <w:r>
@@ -2163,7 +2163,7 @@
           </w:tcPr>
           <w:p>
             <w:pPr>
-              <w:spacing w:after="0"/>
+              <w:spacing w:after="0" w:line="360" w:lineRule="auto"/>
             </w:pPr>
             <w:r/>
             <w:r>
@@ -2183,7 +2183,7 @@
           </w:tcPr>
           <w:p>
             <w:pPr>
-              <w:spacing w:after="0"/>
+              <w:spacing w:after="0" w:line="360" w:lineRule="auto"/>
             </w:pPr>
             <w:r/>
             <w:r>
@@ -2205,7 +2205,7 @@
           </w:tcPr>
           <w:p>
             <w:pPr>
-              <w:spacing w:after="0"/>
+              <w:spacing w:after="0" w:line="360" w:lineRule="auto"/>
             </w:pPr>
             <w:r/>
             <w:r>
@@ -2225,7 +2225,7 @@
           </w:tcPr>
           <w:p>
             <w:pPr>
-              <w:spacing w:after="0"/>
+              <w:spacing w:after="0" w:line="360" w:lineRule="auto"/>
             </w:pPr>
             <w:r/>
             <w:r>
@@ -2245,7 +2245,7 @@
           </w:tcPr>
           <w:p>
             <w:pPr>
-              <w:spacing w:after="0"/>
+              <w:spacing w:after="0" w:line="360" w:lineRule="auto"/>
             </w:pPr>
             <w:r/>
             <w:r>
@@ -2267,7 +2267,7 @@
           </w:tcPr>
           <w:p>
             <w:pPr>
-              <w:spacing w:after="0"/>
+              <w:spacing w:after="0" w:line="360" w:lineRule="auto"/>
             </w:pPr>
             <w:r/>
             <w:r>
@@ -2287,7 +2287,7 @@
           </w:tcPr>
           <w:p>
             <w:pPr>
-              <w:spacing w:after="0"/>
+              <w:spacing w:after="0" w:line="360" w:lineRule="auto"/>
             </w:pPr>
             <w:r/>
             <w:r>
@@ -2307,7 +2307,7 @@
           </w:tcPr>
           <w:p>
             <w:pPr>
-              <w:spacing w:after="0"/>
+              <w:spacing w:after="0" w:line="360" w:lineRule="auto"/>
             </w:pPr>
             <w:r/>
             <w:r>
@@ -2329,7 +2329,7 @@
           </w:tcPr>
           <w:p>
             <w:pPr>
-              <w:spacing w:after="0"/>
+              <w:spacing w:after="0" w:line="360" w:lineRule="auto"/>
             </w:pPr>
             <w:r/>
             <w:r>
@@ -2349,7 +2349,7 @@
           </w:tcPr>
           <w:p>
             <w:pPr>
-              <w:spacing w:after="0"/>
+              <w:spacing w:after="0" w:line="360" w:lineRule="auto"/>
             </w:pPr>
             <w:r/>
             <w:r>
@@ -2369,7 +2369,7 @@
           </w:tcPr>
           <w:p>
             <w:pPr>
-              <w:spacing w:after="0"/>
+              <w:spacing w:after="0" w:line="360" w:lineRule="auto"/>
             </w:pPr>
             <w:r/>
             <w:r>
@@ -2391,7 +2391,7 @@
           </w:tcPr>
           <w:p>
             <w:pPr>
-              <w:spacing w:after="0"/>
+              <w:spacing w:after="0" w:line="360" w:lineRule="auto"/>
             </w:pPr>
             <w:r/>
             <w:r>
@@ -2411,7 +2411,7 @@
           </w:tcPr>
           <w:p>
             <w:pPr>
-              <w:spacing w:after="0"/>
+              <w:spacing w:after="0" w:line="360" w:lineRule="auto"/>
             </w:pPr>
             <w:r/>
             <w:r>
@@ -2431,7 +2431,7 @@
           </w:tcPr>
           <w:p>
             <w:pPr>
-              <w:spacing w:after="0"/>
+              <w:spacing w:after="0" w:line="360" w:lineRule="auto"/>
             </w:pPr>
             <w:r/>
             <w:r>
@@ -2527,7 +2527,7 @@
           </w:tcPr>
           <w:p>
             <w:pPr>
-              <w:spacing w:after="0"/>
+              <w:spacing w:after="0" w:line="360" w:lineRule="auto"/>
             </w:pPr>
             <w:r/>
             <w:r>
@@ -2548,7 +2548,7 @@
           </w:tcPr>
           <w:p>
             <w:pPr>
-              <w:spacing w:after="0"/>
+              <w:spacing w:after="0" w:line="360" w:lineRule="auto"/>
             </w:pPr>
             <w:r/>
             <w:r>
@@ -2569,7 +2569,7 @@
           </w:tcPr>
           <w:p>
             <w:pPr>
-              <w:spacing w:after="0"/>
+              <w:spacing w:after="0" w:line="360" w:lineRule="auto"/>
             </w:pPr>
             <w:r/>
             <w:r>
@@ -2592,7 +2592,7 @@
           </w:tcPr>
           <w:p>
             <w:pPr>
-              <w:spacing w:after="0"/>
+              <w:spacing w:after="0" w:line="360" w:lineRule="auto"/>
             </w:pPr>
             <w:r/>
             <w:r>
@@ -2612,7 +2612,7 @@
           </w:tcPr>
           <w:p>
             <w:pPr>
-              <w:spacing w:after="0"/>
+              <w:spacing w:after="0" w:line="360" w:lineRule="auto"/>
             </w:pPr>
             <w:r/>
             <w:r>
@@ -2632,7 +2632,7 @@
           </w:tcPr>
           <w:p>
             <w:pPr>
-              <w:spacing w:after="0"/>
+              <w:spacing w:after="0" w:line="360" w:lineRule="auto"/>
             </w:pPr>
             <w:r/>
             <w:r>
@@ -2654,7 +2654,7 @@
           </w:tcPr>
           <w:p>
             <w:pPr>
-              <w:spacing w:after="0"/>
+              <w:spacing w:after="0" w:line="360" w:lineRule="auto"/>
             </w:pPr>
             <w:r/>
             <w:r>
@@ -2674,7 +2674,7 @@
           </w:tcPr>
           <w:p>
             <w:pPr>
-              <w:spacing w:after="0"/>
+              <w:spacing w:after="0" w:line="360" w:lineRule="auto"/>
             </w:pPr>
             <w:r/>
             <w:r>
@@ -2694,7 +2694,7 @@
           </w:tcPr>
           <w:p>
             <w:pPr>
-              <w:spacing w:after="0"/>
+              <w:spacing w:after="0" w:line="360" w:lineRule="auto"/>
             </w:pPr>
             <w:r/>
             <w:r>
@@ -2716,7 +2716,7 @@
           </w:tcPr>
           <w:p>
             <w:pPr>
-              <w:spacing w:after="0"/>
+              <w:spacing w:after="0" w:line="360" w:lineRule="auto"/>
             </w:pPr>
             <w:r/>
             <w:r>
@@ -2736,7 +2736,7 @@
           </w:tcPr>
           <w:p>
             <w:pPr>
-              <w:spacing w:after="0"/>
+              <w:spacing w:after="0" w:line="360" w:lineRule="auto"/>
             </w:pPr>
             <w:r/>
             <w:r>
@@ -2756,7 +2756,7 @@
           </w:tcPr>
           <w:p>
             <w:pPr>
-              <w:spacing w:after="0"/>
+              <w:spacing w:after="0" w:line="360" w:lineRule="auto"/>
             </w:pPr>
             <w:r/>
             <w:r>
@@ -2778,7 +2778,7 @@
           </w:tcPr>
           <w:p>
             <w:pPr>
-              <w:spacing w:after="0"/>
+              <w:spacing w:after="0" w:line="360" w:lineRule="auto"/>
             </w:pPr>
             <w:r/>
             <w:r>
@@ -2798,7 +2798,7 @@
           </w:tcPr>
           <w:p>
             <w:pPr>
-              <w:spacing w:after="0"/>
+              <w:spacing w:after="0" w:line="360" w:lineRule="auto"/>
             </w:pPr>
             <w:r/>
             <w:r>
@@ -2818,7 +2818,7 @@
           </w:tcPr>
           <w:p>
             <w:pPr>
-              <w:spacing w:after="0"/>
+              <w:spacing w:after="0" w:line="360" w:lineRule="auto"/>
             </w:pPr>
             <w:r/>
             <w:r>
@@ -2840,7 +2840,7 @@
           </w:tcPr>
           <w:p>
             <w:pPr>
-              <w:spacing w:after="0"/>
+              <w:spacing w:after="0" w:line="360" w:lineRule="auto"/>
             </w:pPr>
             <w:r/>
             <w:r>
@@ -2860,7 +2860,7 @@
           </w:tcPr>
           <w:p>
             <w:pPr>
-              <w:spacing w:after="0"/>
+              <w:spacing w:after="0" w:line="360" w:lineRule="auto"/>
             </w:pPr>
             <w:r/>
             <w:r>
@@ -2880,7 +2880,7 @@
           </w:tcPr>
           <w:p>
             <w:pPr>
-              <w:spacing w:after="0"/>
+              <w:spacing w:after="0" w:line="360" w:lineRule="auto"/>
             </w:pPr>
             <w:r/>
             <w:r>
@@ -2902,7 +2902,7 @@
           </w:tcPr>
           <w:p>
             <w:pPr>
-              <w:spacing w:after="0"/>
+              <w:spacing w:after="0" w:line="360" w:lineRule="auto"/>
             </w:pPr>
             <w:r/>
             <w:r>
@@ -2922,7 +2922,7 @@
           </w:tcPr>
           <w:p>
             <w:pPr>
-              <w:spacing w:after="0"/>
+              <w:spacing w:after="0" w:line="360" w:lineRule="auto"/>
             </w:pPr>
             <w:r/>
             <w:r>
@@ -2942,7 +2942,7 @@
           </w:tcPr>
           <w:p>
             <w:pPr>
-              <w:spacing w:after="0"/>
+              <w:spacing w:after="0" w:line="360" w:lineRule="auto"/>
             </w:pPr>
             <w:r/>
             <w:r>
@@ -2964,7 +2964,7 @@
           </w:tcPr>
           <w:p>
             <w:pPr>
-              <w:spacing w:after="0"/>
+              <w:spacing w:after="0" w:line="360" w:lineRule="auto"/>
             </w:pPr>
             <w:r/>
             <w:r>
@@ -2984,7 +2984,7 @@
           </w:tcPr>
           <w:p>
             <w:pPr>
-              <w:spacing w:after="0"/>
+              <w:spacing w:after="0" w:line="360" w:lineRule="auto"/>
             </w:pPr>
             <w:r/>
             <w:r>
@@ -3004,7 +3004,7 @@
           </w:tcPr>
           <w:p>
             <w:pPr>
-              <w:spacing w:after="0"/>
+              <w:spacing w:after="0" w:line="360" w:lineRule="auto"/>
             </w:pPr>
             <w:r/>
             <w:r>
@@ -3335,7 +3335,7 @@
           </w:tcPr>
           <w:p>
             <w:pPr>
-              <w:spacing w:after="0"/>
+              <w:spacing w:after="0" w:line="360" w:lineRule="auto"/>
             </w:pPr>
             <w:r/>
             <w:r>
@@ -3356,7 +3356,7 @@
           </w:tcPr>
           <w:p>
             <w:pPr>
-              <w:spacing w:after="0"/>
+              <w:spacing w:after="0" w:line="360" w:lineRule="auto"/>
             </w:pPr>
             <w:r/>
             <w:r>
@@ -3377,7 +3377,7 @@
           </w:tcPr>
           <w:p>
             <w:pPr>
-              <w:spacing w:after="0"/>
+              <w:spacing w:after="0" w:line="360" w:lineRule="auto"/>
             </w:pPr>
             <w:r/>
             <w:r>
@@ -3398,7 +3398,7 @@
           </w:tcPr>
           <w:p>
             <w:pPr>
-              <w:spacing w:after="0"/>
+              <w:spacing w:after="0" w:line="360" w:lineRule="auto"/>
             </w:pPr>
             <w:r/>
             <w:r>
@@ -3419,7 +3419,7 @@
           </w:tcPr>
           <w:p>
             <w:pPr>
-              <w:spacing w:after="0"/>
+              <w:spacing w:after="0" w:line="360" w:lineRule="auto"/>
             </w:pPr>
             <w:r/>
             <w:r>
@@ -3442,7 +3442,7 @@
           </w:tcPr>
           <w:p>
             <w:pPr>
-              <w:spacing w:after="0"/>
+              <w:spacing w:after="0" w:line="360" w:lineRule="auto"/>
             </w:pPr>
             <w:r/>
             <w:r>
@@ -3462,7 +3462,7 @@
           </w:tcPr>
           <w:p>
             <w:pPr>
-              <w:spacing w:after="0"/>
+              <w:spacing w:after="0" w:line="360" w:lineRule="auto"/>
             </w:pPr>
             <w:r/>
             <w:r>
@@ -3482,7 +3482,7 @@
           </w:tcPr>
           <w:p>
             <w:pPr>
-              <w:spacing w:after="0"/>
+              <w:spacing w:after="0" w:line="360" w:lineRule="auto"/>
             </w:pPr>
             <w:r/>
             <w:r>
@@ -3502,7 +3502,7 @@
           </w:tcPr>
           <w:p>
             <w:pPr>
-              <w:spacing w:after="0"/>
+              <w:spacing w:after="0" w:line="360" w:lineRule="auto"/>
             </w:pPr>
             <w:r/>
             <w:r>
@@ -3522,7 +3522,7 @@
           </w:tcPr>
           <w:p>
             <w:pPr>
-              <w:spacing w:after="0"/>
+              <w:spacing w:after="0" w:line="360" w:lineRule="auto"/>
             </w:pPr>
             <w:r/>
             <w:r>
@@ -3544,7 +3544,7 @@
           </w:tcPr>
           <w:p>
             <w:pPr>
-              <w:spacing w:after="0"/>
+              <w:spacing w:after="0" w:line="360" w:lineRule="auto"/>
             </w:pPr>
             <w:r/>
             <w:r>
@@ -3564,7 +3564,7 @@
           </w:tcPr>
           <w:p>
             <w:pPr>
-              <w:spacing w:after="0"/>
+              <w:spacing w:after="0" w:line="360" w:lineRule="auto"/>
             </w:pPr>
             <w:r/>
             <w:r>
@@ -3584,7 +3584,7 @@
           </w:tcPr>
           <w:p>
             <w:pPr>
-              <w:spacing w:after="0"/>
+              <w:spacing w:after="0" w:line="360" w:lineRule="auto"/>
             </w:pPr>
             <w:r/>
             <w:r>
@@ -3604,7 +3604,7 @@
           </w:tcPr>
           <w:p>
             <w:pPr>
-              <w:spacing w:after="0"/>
+              <w:spacing w:after="0" w:line="360" w:lineRule="auto"/>
             </w:pPr>
             <w:r/>
             <w:r>
@@ -3624,7 +3624,7 @@
           </w:tcPr>
           <w:p>
             <w:pPr>
-              <w:spacing w:after="0"/>
+              <w:spacing w:after="0" w:line="360" w:lineRule="auto"/>
             </w:pPr>
             <w:r/>
             <w:r>
@@ -3646,7 +3646,7 @@
           </w:tcPr>
           <w:p>
             <w:pPr>
-              <w:spacing w:after="0"/>
+              <w:spacing w:after="0" w:line="360" w:lineRule="auto"/>
             </w:pPr>
             <w:r/>
             <w:r>
@@ -3666,7 +3666,7 @@
           </w:tcPr>
           <w:p>
             <w:pPr>
-              <w:spacing w:after="0"/>
+              <w:spacing w:after="0" w:line="360" w:lineRule="auto"/>
             </w:pPr>
             <w:r/>
             <w:r>
@@ -3686,7 +3686,7 @@
           </w:tcPr>
           <w:p>
             <w:pPr>
-              <w:spacing w:after="0"/>
+              <w:spacing w:after="0" w:line="360" w:lineRule="auto"/>
             </w:pPr>
             <w:r/>
             <w:r>
@@ -3706,7 +3706,7 @@
           </w:tcPr>
           <w:p>
             <w:pPr>
-              <w:spacing w:after="0"/>
+              <w:spacing w:after="0" w:line="360" w:lineRule="auto"/>
             </w:pPr>
             <w:r/>
             <w:r>
@@ -3726,7 +3726,7 @@
           </w:tcPr>
           <w:p>
             <w:pPr>
-              <w:spacing w:after="0"/>
+              <w:spacing w:after="0" w:line="360" w:lineRule="auto"/>
             </w:pPr>
             <w:r/>
             <w:r>
@@ -3748,7 +3748,7 @@
           </w:tcPr>
           <w:p>
             <w:pPr>
-              <w:spacing w:after="0"/>
+              <w:spacing w:after="0" w:line="360" w:lineRule="auto"/>
             </w:pPr>
             <w:r/>
             <w:r>
@@ -3768,7 +3768,7 @@
           </w:tcPr>
           <w:p>
             <w:pPr>
-              <w:spacing w:after="0"/>
+              <w:spacing w:after="0" w:line="360" w:lineRule="auto"/>
             </w:pPr>
             <w:r/>
             <w:r>
@@ -3788,7 +3788,7 @@
           </w:tcPr>
           <w:p>
             <w:pPr>
-              <w:spacing w:after="0"/>
+              <w:spacing w:after="0" w:line="360" w:lineRule="auto"/>
             </w:pPr>
             <w:r/>
             <w:r>
@@ -3808,7 +3808,7 @@
           </w:tcPr>
           <w:p>
             <w:pPr>
-              <w:spacing w:after="0"/>
+              <w:spacing w:after="0" w:line="360" w:lineRule="auto"/>
             </w:pPr>
             <w:r/>
             <w:r>
@@ -3828,7 +3828,7 @@
           </w:tcPr>
           <w:p>
             <w:pPr>
-              <w:spacing w:after="0"/>
+              <w:spacing w:after="0" w:line="360" w:lineRule="auto"/>
             </w:pPr>
             <w:r/>
             <w:r>
@@ -3850,7 +3850,7 @@
           </w:tcPr>
           <w:p>
             <w:pPr>
-              <w:spacing w:after="0"/>
+              <w:spacing w:after="0" w:line="360" w:lineRule="auto"/>
             </w:pPr>
             <w:r/>
             <w:r>
@@ -3870,7 +3870,7 @@
           </w:tcPr>
           <w:p>
             <w:pPr>
-              <w:spacing w:after="0"/>
+              <w:spacing w:after="0" w:line="360" w:lineRule="auto"/>
             </w:pPr>
             <w:r/>
             <w:r>
@@ -3890,7 +3890,7 @@
           </w:tcPr>
           <w:p>
             <w:pPr>
-              <w:spacing w:after="0"/>
+              <w:spacing w:after="0" w:line="360" w:lineRule="auto"/>
             </w:pPr>
             <w:r/>
             <w:r>
@@ -3910,7 +3910,7 @@
           </w:tcPr>
           <w:p>
             <w:pPr>
-              <w:spacing w:after="0"/>
+              <w:spacing w:after="0" w:line="360" w:lineRule="auto"/>
             </w:pPr>
             <w:r/>
             <w:r>
@@ -3930,7 +3930,7 @@
           </w:tcPr>
           <w:p>
             <w:pPr>
-              <w:spacing w:after="0"/>
+              <w:spacing w:after="0" w:line="360" w:lineRule="auto"/>
             </w:pPr>
             <w:r/>
             <w:r>
@@ -3952,7 +3952,7 @@
           </w:tcPr>
           <w:p>
             <w:pPr>
-              <w:spacing w:after="0"/>
+              <w:spacing w:after="0" w:line="360" w:lineRule="auto"/>
             </w:pPr>
             <w:r/>
             <w:r>
@@ -3972,7 +3972,7 @@
           </w:tcPr>
           <w:p>
             <w:pPr>
-              <w:spacing w:after="0"/>
+              <w:spacing w:after="0" w:line="360" w:lineRule="auto"/>
             </w:pPr>
             <w:r/>
             <w:r>
@@ -3992,7 +3992,7 @@
           </w:tcPr>
           <w:p>
             <w:pPr>
-              <w:spacing w:after="0"/>
+              <w:spacing w:after="0" w:line="360" w:lineRule="auto"/>
             </w:pPr>
             <w:r/>
             <w:r>
@@ -4012,7 +4012,7 @@
           </w:tcPr>
           <w:p>
             <w:pPr>
-              <w:spacing w:after="0"/>
+              <w:spacing w:after="0" w:line="360" w:lineRule="auto"/>
             </w:pPr>
             <w:r/>
             <w:r>
@@ -4032,7 +4032,7 @@
           </w:tcPr>
           <w:p>
             <w:pPr>
-              <w:spacing w:after="0"/>
+              <w:spacing w:after="0" w:line="360" w:lineRule="auto"/>
             </w:pPr>
             <w:r/>
             <w:r>
@@ -4054,7 +4054,7 @@
           </w:tcPr>
           <w:p>
             <w:pPr>
-              <w:spacing w:after="0"/>
+              <w:spacing w:after="0" w:line="360" w:lineRule="auto"/>
             </w:pPr>
             <w:r/>
             <w:r>
@@ -4074,7 +4074,7 @@
           </w:tcPr>
           <w:p>
             <w:pPr>
-              <w:spacing w:after="0"/>
+              <w:spacing w:after="0" w:line="360" w:lineRule="auto"/>
             </w:pPr>
             <w:r/>
             <w:r>
@@ -4094,7 +4094,7 @@
           </w:tcPr>
           <w:p>
             <w:pPr>
-              <w:spacing w:after="0"/>
+              <w:spacing w:after="0" w:line="360" w:lineRule="auto"/>
             </w:pPr>
             <w:r/>
             <w:r>
@@ -4114,7 +4114,7 @@
           </w:tcPr>
           <w:p>
             <w:pPr>
-              <w:spacing w:after="0"/>
+              <w:spacing w:after="0" w:line="360" w:lineRule="auto"/>
             </w:pPr>
             <w:r/>
             <w:r>
@@ -4134,7 +4134,7 @@
           </w:tcPr>
           <w:p>
             <w:pPr>
-              <w:spacing w:after="0"/>
+              <w:spacing w:after="0" w:line="360" w:lineRule="auto"/>
             </w:pPr>
             <w:r/>
             <w:r>
@@ -4156,7 +4156,7 @@
           </w:tcPr>
           <w:p>
             <w:pPr>
-              <w:spacing w:after="0"/>
+              <w:spacing w:after="0" w:line="360" w:lineRule="auto"/>
             </w:pPr>
             <w:r/>
             <w:r>
@@ -4176,7 +4176,7 @@
           </w:tcPr>
           <w:p>
             <w:pPr>
-              <w:spacing w:after="0"/>
+              <w:spacing w:after="0" w:line="360" w:lineRule="auto"/>
             </w:pPr>
             <w:r/>
             <w:r>
@@ -4196,7 +4196,7 @@
           </w:tcPr>
           <w:p>
             <w:pPr>
-              <w:spacing w:after="0"/>
+              <w:spacing w:after="0" w:line="360" w:lineRule="auto"/>
             </w:pPr>
             <w:r/>
             <w:r>
@@ -4216,7 +4216,7 @@
           </w:tcPr>
           <w:p>
             <w:pPr>
-              <w:spacing w:after="0"/>
+              <w:spacing w:after="0" w:line="360" w:lineRule="auto"/>
             </w:pPr>
             <w:r/>
             <w:r>
@@ -4236,7 +4236,7 @@
           </w:tcPr>
           <w:p>
             <w:pPr>
-              <w:spacing w:after="0"/>
+              <w:spacing w:after="0" w:line="360" w:lineRule="auto"/>
             </w:pPr>
             <w:r/>
             <w:r>
@@ -4258,7 +4258,7 @@
           </w:tcPr>
           <w:p>
             <w:pPr>
-              <w:spacing w:after="0"/>
+              <w:spacing w:after="0" w:line="360" w:lineRule="auto"/>
             </w:pPr>
             <w:r/>
             <w:r>
@@ -4278,7 +4278,7 @@
           </w:tcPr>
           <w:p>
             <w:pPr>
-              <w:spacing w:after="0"/>
+              <w:spacing w:after="0" w:line="360" w:lineRule="auto"/>
             </w:pPr>
             <w:r/>
             <w:r>
@@ -4298,7 +4298,7 @@
           </w:tcPr>
           <w:p>
             <w:pPr>
-              <w:spacing w:after="0"/>
+              <w:spacing w:after="0" w:line="360" w:lineRule="auto"/>
             </w:pPr>
             <w:r/>
             <w:r>
@@ -4318,7 +4318,7 @@
           </w:tcPr>
           <w:p>
             <w:pPr>
-              <w:spacing w:after="0"/>
+              <w:spacing w:after="0" w:line="360" w:lineRule="auto"/>
             </w:pPr>
             <w:r/>
             <w:r>
@@ -4338,7 +4338,7 @@
           </w:tcPr>
           <w:p>
             <w:pPr>
-              <w:spacing w:after="0"/>
+              <w:spacing w:after="0" w:line="360" w:lineRule="auto"/>
             </w:pPr>
             <w:r/>
             <w:r>
@@ -4360,7 +4360,7 @@
           </w:tcPr>
           <w:p>
             <w:pPr>
-              <w:spacing w:after="0"/>
+              <w:spacing w:after="0" w:line="360" w:lineRule="auto"/>
             </w:pPr>
             <w:r/>
             <w:r>
@@ -4380,7 +4380,7 @@
           </w:tcPr>
           <w:p>
             <w:pPr>
-              <w:spacing w:after="0"/>
+              <w:spacing w:after="0" w:line="360" w:lineRule="auto"/>
             </w:pPr>
             <w:r/>
             <w:r>
@@ -4400,7 +4400,7 @@
           </w:tcPr>
           <w:p>
             <w:pPr>
-              <w:spacing w:after="0"/>
+              <w:spacing w:after="0" w:line="360" w:lineRule="auto"/>
             </w:pPr>
             <w:r/>
             <w:r>
@@ -4420,7 +4420,7 @@
           </w:tcPr>
           <w:p>
             <w:pPr>
-              <w:spacing w:after="0"/>
+              <w:spacing w:after="0" w:line="360" w:lineRule="auto"/>
             </w:pPr>
             <w:r/>
             <w:r>
@@ -4440,7 +4440,7 @@
           </w:tcPr>
           <w:p>
             <w:pPr>
-              <w:spacing w:after="0"/>
+              <w:spacing w:after="0" w:line="360" w:lineRule="auto"/>
             </w:pPr>
             <w:r/>
             <w:r>
@@ -4498,7 +4498,7 @@
           </w:tcPr>
           <w:p>
             <w:pPr>
-              <w:spacing w:after="0"/>
+              <w:spacing w:after="0" w:line="360" w:lineRule="auto"/>
             </w:pPr>
             <w:r/>
             <w:r>
@@ -4519,7 +4519,7 @@
           </w:tcPr>
           <w:p>
             <w:pPr>
-              <w:spacing w:after="0"/>
+              <w:spacing w:after="0" w:line="360" w:lineRule="auto"/>
             </w:pPr>
             <w:r/>
             <w:r>
@@ -4540,7 +4540,7 @@
           </w:tcPr>
           <w:p>
             <w:pPr>
-              <w:spacing w:after="0"/>
+              <w:spacing w:after="0" w:line="360" w:lineRule="auto"/>
             </w:pPr>
             <w:r/>
             <w:r>
@@ -4561,7 +4561,7 @@
           </w:tcPr>
           <w:p>
             <w:pPr>
-              <w:spacing w:after="0"/>
+              <w:spacing w:after="0" w:line="360" w:lineRule="auto"/>
             </w:pPr>
             <w:r/>
             <w:r>
@@ -4584,7 +4584,7 @@
           </w:tcPr>
           <w:p>
             <w:pPr>
-              <w:spacing w:after="0"/>
+              <w:spacing w:after="0" w:line="360" w:lineRule="auto"/>
             </w:pPr>
             <w:r/>
             <w:r>
@@ -4604,7 +4604,7 @@
           </w:tcPr>
           <w:p>
             <w:pPr>
-              <w:spacing w:after="0"/>
+              <w:spacing w:after="0" w:line="360" w:lineRule="auto"/>
             </w:pPr>
             <w:r/>
             <w:r>
@@ -4624,7 +4624,7 @@
           </w:tcPr>
           <w:p>
             <w:pPr>
-              <w:spacing w:after="0"/>
+              <w:spacing w:after="0" w:line="360" w:lineRule="auto"/>
             </w:pPr>
             <w:r/>
             <w:r>
@@ -4644,7 +4644,7 @@
           </w:tcPr>
           <w:p>
             <w:pPr>
-              <w:spacing w:after="0"/>
+              <w:spacing w:after="0" w:line="360" w:lineRule="auto"/>
             </w:pPr>
             <w:r/>
             <w:r>
@@ -4666,7 +4666,7 @@
           </w:tcPr>
           <w:p>
             <w:pPr>
-              <w:spacing w:after="0"/>
+              <w:spacing w:after="0" w:line="360" w:lineRule="auto"/>
             </w:pPr>
             <w:r/>
             <w:r>
@@ -4686,7 +4686,7 @@
           </w:tcPr>
           <w:p>
             <w:pPr>
-              <w:spacing w:after="0"/>
+              <w:spacing w:after="0" w:line="360" w:lineRule="auto"/>
             </w:pPr>
             <w:r/>
             <w:r>
@@ -4706,7 +4706,7 @@
           </w:tcPr>
           <w:p>
             <w:pPr>
-              <w:spacing w:after="0"/>
+              <w:spacing w:after="0" w:line="360" w:lineRule="auto"/>
             </w:pPr>
             <w:r/>
             <w:r>
@@ -4726,7 +4726,7 @@
           </w:tcPr>
           <w:p>
             <w:pPr>
-              <w:spacing w:after="0"/>
+              <w:spacing w:after="0" w:line="360" w:lineRule="auto"/>
             </w:pPr>
             <w:r/>
             <w:r>
@@ -4748,7 +4748,7 @@
           </w:tcPr>
           <w:p>
             <w:pPr>
-              <w:spacing w:after="0"/>
+              <w:spacing w:after="0" w:line="360" w:lineRule="auto"/>
             </w:pPr>
             <w:r/>
             <w:r>
@@ -4768,7 +4768,7 @@
           </w:tcPr>
           <w:p>
             <w:pPr>
-              <w:spacing w:after="0"/>
+              <w:spacing w:after="0" w:line="360" w:lineRule="auto"/>
             </w:pPr>
             <w:r/>
             <w:r>
@@ -4788,7 +4788,7 @@
           </w:tcPr>
           <w:p>
             <w:pPr>
-              <w:spacing w:after="0"/>
+              <w:spacing w:after="0" w:line="360" w:lineRule="auto"/>
             </w:pPr>
             <w:r/>
             <w:r>
@@ -4808,7 +4808,7 @@
           </w:tcPr>
           <w:p>
             <w:pPr>
-              <w:spacing w:after="0"/>
+              <w:spacing w:after="0" w:line="360" w:lineRule="auto"/>
             </w:pPr>
             <w:r/>
             <w:r>
@@ -4830,7 +4830,7 @@
           </w:tcPr>
           <w:p>
             <w:pPr>
-              <w:spacing w:after="0"/>
+              <w:spacing w:after="0" w:line="360" w:lineRule="auto"/>
             </w:pPr>
             <w:r/>
             <w:r>
@@ -4850,7 +4850,7 @@
           </w:tcPr>
           <w:p>
             <w:pPr>
-              <w:spacing w:after="0"/>
+              <w:spacing w:after="0" w:line="360" w:lineRule="auto"/>
             </w:pPr>
             <w:r/>
             <w:r>
@@ -4870,7 +4870,7 @@
           </w:tcPr>
           <w:p>
             <w:pPr>
-              <w:spacing w:after="0"/>
+              <w:spacing w:after="0" w:line="360" w:lineRule="auto"/>
             </w:pPr>
             <w:r/>
             <w:r>
@@ -4890,7 +4890,7 @@
           </w:tcPr>
           <w:p>
             <w:pPr>
-              <w:spacing w:after="0"/>
+              <w:spacing w:after="0" w:line="360" w:lineRule="auto"/>
             </w:pPr>
             <w:r/>
             <w:r>
@@ -4942,7 +4942,7 @@
           </w:tcPr>
           <w:p>
             <w:pPr>
-              <w:spacing w:after="0"/>
+              <w:spacing w:after="0" w:line="360" w:lineRule="auto"/>
             </w:pPr>
             <w:r/>
             <w:r>
@@ -4963,7 +4963,7 @@
           </w:tcPr>
           <w:p>
             <w:pPr>
-              <w:spacing w:after="0"/>
+              <w:spacing w:after="0" w:line="360" w:lineRule="auto"/>
             </w:pPr>
             <w:r/>
             <w:r>
@@ -4984,7 +4984,7 @@
           </w:tcPr>
           <w:p>
             <w:pPr>
-              <w:spacing w:after="0"/>
+              <w:spacing w:after="0" w:line="360" w:lineRule="auto"/>
             </w:pPr>
             <w:r/>
             <w:r>
@@ -5007,7 +5007,7 @@
           </w:tcPr>
           <w:p>
             <w:pPr>
-              <w:spacing w:after="0"/>
+              <w:spacing w:after="0" w:line="360" w:lineRule="auto"/>
             </w:pPr>
             <w:r/>
             <w:r>
@@ -5027,7 +5027,7 @@
           </w:tcPr>
           <w:p>
             <w:pPr>
-              <w:spacing w:after="0"/>
+              <w:spacing w:after="0" w:line="360" w:lineRule="auto"/>
             </w:pPr>
             <w:r/>
             <w:r>
@@ -5047,7 +5047,7 @@
           </w:tcPr>
           <w:p>
             <w:pPr>
-              <w:spacing w:after="0"/>
+              <w:spacing w:after="0" w:line="360" w:lineRule="auto"/>
             </w:pPr>
             <w:r/>
             <w:r>
@@ -5069,7 +5069,7 @@
           </w:tcPr>
           <w:p>
             <w:pPr>
-              <w:spacing w:after="0"/>
+              <w:spacing w:after="0" w:line="360" w:lineRule="auto"/>
             </w:pPr>
             <w:r/>
             <w:r>
@@ -5089,7 +5089,7 @@
           </w:tcPr>
           <w:p>
             <w:pPr>
-              <w:spacing w:after="0"/>
+              <w:spacing w:after="0" w:line="360" w:lineRule="auto"/>
             </w:pPr>
             <w:r/>
             <w:r>
@@ -5109,7 +5109,7 @@
           </w:tcPr>
           <w:p>
             <w:pPr>
-              <w:spacing w:after="0"/>
+              <w:spacing w:after="0" w:line="360" w:lineRule="auto"/>
             </w:pPr>
             <w:r/>
             <w:r>
@@ -5131,7 +5131,7 @@
           </w:tcPr>
           <w:p>
             <w:pPr>
-              <w:spacing w:after="0"/>
+              <w:spacing w:after="0" w:line="360" w:lineRule="auto"/>
             </w:pPr>
             <w:r/>
             <w:r>
@@ -5151,7 +5151,7 @@
           </w:tcPr>
           <w:p>
             <w:pPr>
-              <w:spacing w:after="0"/>
+              <w:spacing w:after="0" w:line="360" w:lineRule="auto"/>
             </w:pPr>
             <w:r/>
             <w:r>
@@ -5171,7 +5171,7 @@
           </w:tcPr>
           <w:p>
             <w:pPr>
-              <w:spacing w:after="0"/>
+              <w:spacing w:after="0" w:line="360" w:lineRule="auto"/>
             </w:pPr>
             <w:r/>
             <w:r>
@@ -5193,7 +5193,7 @@
           </w:tcPr>
           <w:p>
             <w:pPr>
-              <w:spacing w:after="0"/>
+              <w:spacing w:after="0" w:line="360" w:lineRule="auto"/>
             </w:pPr>
             <w:r/>
             <w:r>
@@ -5213,7 +5213,7 @@
           </w:tcPr>
           <w:p>
             <w:pPr>
-              <w:spacing w:after="0"/>
+              <w:spacing w:after="0" w:line="360" w:lineRule="auto"/>
             </w:pPr>
             <w:r/>
             <w:r>
@@ -5233,7 +5233,7 @@
           </w:tcPr>
           <w:p>
             <w:pPr>
-              <w:spacing w:after="0"/>
+              <w:spacing w:after="0" w:line="360" w:lineRule="auto"/>
             </w:pPr>
             <w:r/>
             <w:r>
@@ -5255,7 +5255,7 @@
           </w:tcPr>
           <w:p>
             <w:pPr>
-              <w:spacing w:after="0"/>
+              <w:spacing w:after="0" w:line="360" w:lineRule="auto"/>
             </w:pPr>
             <w:r/>
             <w:r>
@@ -5275,7 +5275,7 @@
           </w:tcPr>
           <w:p>
             <w:pPr>
-              <w:spacing w:after="0"/>
+              <w:spacing w:after="0" w:line="360" w:lineRule="auto"/>
             </w:pPr>
             <w:r/>
             <w:r>
@@ -5295,7 +5295,7 @@
           </w:tcPr>
           <w:p>
             <w:pPr>
-              <w:spacing w:after="0"/>
+              <w:spacing w:after="0" w:line="360" w:lineRule="auto"/>
             </w:pPr>
             <w:r/>
             <w:r>
@@ -5317,7 +5317,7 @@
           </w:tcPr>
           <w:p>
             <w:pPr>
-              <w:spacing w:after="0"/>
+              <w:spacing w:after="0" w:line="360" w:lineRule="auto"/>
             </w:pPr>
             <w:r/>
             <w:r>
@@ -5337,7 +5337,7 @@
           </w:tcPr>
           <w:p>
             <w:pPr>
-              <w:spacing w:after="0"/>
+              <w:spacing w:after="0" w:line="360" w:lineRule="auto"/>
             </w:pPr>
             <w:r/>
             <w:r>
@@ -5357,7 +5357,7 @@
           </w:tcPr>
           <w:p>
             <w:pPr>
-              <w:spacing w:after="0"/>
+              <w:spacing w:after="0" w:line="360" w:lineRule="auto"/>
             </w:pPr>
             <w:r/>
             <w:r>
@@ -5427,7 +5427,7 @@
           </w:tcPr>
           <w:p>
             <w:pPr>
-              <w:spacing w:after="0"/>
+              <w:spacing w:after="0" w:line="360" w:lineRule="auto"/>
             </w:pPr>
             <w:r/>
             <w:r>
@@ -5448,7 +5448,7 @@
           </w:tcPr>
           <w:p>
             <w:pPr>
-              <w:spacing w:after="0"/>
+              <w:spacing w:after="0" w:line="360" w:lineRule="auto"/>
             </w:pPr>
             <w:r/>
             <w:r>
@@ -5469,7 +5469,7 @@
           </w:tcPr>
           <w:p>
             <w:pPr>
-              <w:spacing w:after="0"/>
+              <w:spacing w:after="0" w:line="360" w:lineRule="auto"/>
             </w:pPr>
             <w:r/>
             <w:r>
@@ -5492,7 +5492,7 @@
           </w:tcPr>
           <w:p>
             <w:pPr>
-              <w:spacing w:after="0"/>
+              <w:spacing w:after="0" w:line="360" w:lineRule="auto"/>
             </w:pPr>
             <w:r/>
             <w:r>
@@ -5512,7 +5512,7 @@
           </w:tcPr>
           <w:p>
             <w:pPr>
-              <w:spacing w:after="0"/>
+              <w:spacing w:after="0" w:line="360" w:lineRule="auto"/>
             </w:pPr>
             <w:r/>
             <w:r>
@@ -5532,7 +5532,7 @@
           </w:tcPr>
           <w:p>
             <w:pPr>
-              <w:spacing w:after="0"/>
+              <w:spacing w:after="0" w:line="360" w:lineRule="auto"/>
             </w:pPr>
             <w:r/>
             <w:r>
@@ -5554,7 +5554,7 @@
           </w:tcPr>
           <w:p>
             <w:pPr>
-              <w:spacing w:after="0"/>
+              <w:spacing w:after="0" w:line="360" w:lineRule="auto"/>
             </w:pPr>
             <w:r/>
             <w:r>
@@ -5574,7 +5574,7 @@
           </w:tcPr>
           <w:p>
             <w:pPr>
-              <w:spacing w:after="0"/>
+              <w:spacing w:after="0" w:line="360" w:lineRule="auto"/>
             </w:pPr>
             <w:r/>
             <w:r>
@@ -5594,7 +5594,7 @@
           </w:tcPr>
           <w:p>
             <w:pPr>
-              <w:spacing w:after="0"/>
+              <w:spacing w:after="0" w:line="360" w:lineRule="auto"/>
             </w:pPr>
             <w:r/>
             <w:r>
@@ -5616,7 +5616,7 @@
           </w:tcPr>
           <w:p>
             <w:pPr>
-              <w:spacing w:after="0"/>
+              <w:spacing w:after="0" w:line="360" w:lineRule="auto"/>
             </w:pPr>
             <w:r/>
             <w:r>
@@ -5636,7 +5636,7 @@
           </w:tcPr>
           <w:p>
             <w:pPr>
-              <w:spacing w:after="0"/>
+              <w:spacing w:after="0" w:line="360" w:lineRule="auto"/>
             </w:pPr>
             <w:r/>
             <w:r>
@@ -5656,7 +5656,7 @@
           </w:tcPr>
           <w:p>
             <w:pPr>
-              <w:spacing w:after="0"/>
+              <w:spacing w:after="0" w:line="360" w:lineRule="auto"/>
             </w:pPr>
             <w:r/>
             <w:r>
@@ -5678,7 +5678,7 @@
           </w:tcPr>
           <w:p>
             <w:pPr>
-              <w:spacing w:after="0"/>
+              <w:spacing w:after="0" w:line="360" w:lineRule="auto"/>
             </w:pPr>
             <w:r/>
             <w:r>
@@ -5698,7 +5698,7 @@
           </w:tcPr>
           <w:p>
             <w:pPr>
-              <w:spacing w:after="0"/>
+              <w:spacing w:after="0" w:line="360" w:lineRule="auto"/>
             </w:pPr>
             <w:r/>
             <w:r>
@@ -5718,7 +5718,7 @@
           </w:tcPr>
           <w:p>
             <w:pPr>
-              <w:spacing w:after="0"/>
+              <w:spacing w:after="0" w:line="360" w:lineRule="auto"/>
             </w:pPr>
             <w:r/>
             <w:r>
@@ -5740,7 +5740,7 @@
           </w:tcPr>
           <w:p>
             <w:pPr>
-              <w:spacing w:after="0"/>
+              <w:spacing w:after="0" w:line="360" w:lineRule="auto"/>
             </w:pPr>
             <w:r/>
             <w:r>
@@ -5760,7 +5760,7 @@
           </w:tcPr>
           <w:p>
             <w:pPr>
-              <w:spacing w:after="0"/>
+              <w:spacing w:after="0" w:line="360" w:lineRule="auto"/>
             </w:pPr>
             <w:r/>
             <w:r>
@@ -5780,7 +5780,7 @@
           </w:tcPr>
           <w:p>
             <w:pPr>
-              <w:spacing w:after="0"/>
+              <w:spacing w:after="0" w:line="360" w:lineRule="auto"/>
             </w:pPr>
             <w:r/>
             <w:r>
@@ -5802,7 +5802,7 @@
           </w:tcPr>
           <w:p>
             <w:pPr>
-              <w:spacing w:after="0"/>
+              <w:spacing w:after="0" w:line="360" w:lineRule="auto"/>
             </w:pPr>
             <w:r/>
             <w:r>
@@ -5822,7 +5822,7 @@
           </w:tcPr>
           <w:p>
             <w:pPr>
-              <w:spacing w:after="0"/>
+              <w:spacing w:after="0" w:line="360" w:lineRule="auto"/>
             </w:pPr>
             <w:r/>
             <w:r>
@@ -5842,7 +5842,7 @@
           </w:tcPr>
           <w:p>
             <w:pPr>
-              <w:spacing w:after="0"/>
+              <w:spacing w:after="0" w:line="360" w:lineRule="auto"/>
             </w:pPr>
             <w:r/>
             <w:r>
@@ -5864,7 +5864,7 @@
           </w:tcPr>
           <w:p>
             <w:pPr>
-              <w:spacing w:after="0"/>
+              <w:spacing w:after="0" w:line="360" w:lineRule="auto"/>
             </w:pPr>
             <w:r/>
             <w:r>
@@ -5884,7 +5884,7 @@
           </w:tcPr>
           <w:p>
             <w:pPr>
-              <w:spacing w:after="0"/>
+              <w:spacing w:after="0" w:line="360" w:lineRule="auto"/>
             </w:pPr>
             <w:r/>
             <w:r>
@@ -5904,7 +5904,7 @@
           </w:tcPr>
           <w:p>
             <w:pPr>
-              <w:spacing w:after="0"/>
+              <w:spacing w:after="0" w:line="360" w:lineRule="auto"/>
             </w:pPr>
             <w:r/>
             <w:r>
@@ -5926,7 +5926,7 @@
           </w:tcPr>
           <w:p>
             <w:pPr>
-              <w:spacing w:after="0"/>
+              <w:spacing w:after="0" w:line="360" w:lineRule="auto"/>
             </w:pPr>
             <w:r/>
             <w:r>
@@ -5946,7 +5946,7 @@
           </w:tcPr>
           <w:p>
             <w:pPr>
-              <w:spacing w:after="0"/>
+              <w:spacing w:after="0" w:line="360" w:lineRule="auto"/>
             </w:pPr>
             <w:r/>
             <w:r>
@@ -5966,7 +5966,7 @@
           </w:tcPr>
           <w:p>
             <w:pPr>
-              <w:spacing w:after="0"/>
+              <w:spacing w:after="0" w:line="360" w:lineRule="auto"/>
             </w:pPr>
             <w:r/>
             <w:r>
@@ -6019,7 +6019,7 @@
           </w:tcPr>
           <w:p>
             <w:pPr>
-              <w:spacing w:after="0"/>
+              <w:spacing w:after="0" w:line="360" w:lineRule="auto"/>
             </w:pPr>
             <w:r/>
             <w:r>
@@ -6040,7 +6040,7 @@
           </w:tcPr>
           <w:p>
             <w:pPr>
-              <w:spacing w:after="0"/>
+              <w:spacing w:after="0" w:line="360" w:lineRule="auto"/>
             </w:pPr>
             <w:r/>
             <w:r>
@@ -6061,7 +6061,7 @@
           </w:tcPr>
           <w:p>
             <w:pPr>
-              <w:spacing w:after="0"/>
+              <w:spacing w:after="0" w:line="360" w:lineRule="auto"/>
             </w:pPr>
             <w:r/>
             <w:r>
@@ -6082,7 +6082,7 @@
           </w:tcPr>
           <w:p>
             <w:pPr>
-              <w:spacing w:after="0"/>
+              <w:spacing w:after="0" w:line="360" w:lineRule="auto"/>
             </w:pPr>
             <w:r/>
             <w:r>
@@ -6105,7 +6105,7 @@
           </w:tcPr>
           <w:p>
             <w:pPr>
-              <w:spacing w:after="0"/>
+              <w:spacing w:after="0" w:line="360" w:lineRule="auto"/>
             </w:pPr>
             <w:r/>
             <w:r>
@@ -6125,7 +6125,7 @@
           </w:tcPr>
           <w:p>
             <w:pPr>
-              <w:spacing w:after="0"/>
+              <w:spacing w:after="0" w:line="360" w:lineRule="auto"/>
             </w:pPr>
             <w:r/>
             <w:r>
@@ -6145,7 +6145,7 @@
           </w:tcPr>
           <w:p>
             <w:pPr>
-              <w:spacing w:after="0"/>
+              <w:spacing w:after="0" w:line="360" w:lineRule="auto"/>
             </w:pPr>
             <w:r/>
             <w:r>
@@ -6165,7 +6165,7 @@
           </w:tcPr>
           <w:p>
             <w:pPr>
-              <w:spacing w:after="0"/>
+              <w:spacing w:after="0" w:line="360" w:lineRule="auto"/>
             </w:pPr>
             <w:r/>
             <w:r>
@@ -6187,7 +6187,7 @@
           </w:tcPr>
           <w:p>
             <w:pPr>
-              <w:spacing w:after="0"/>
+              <w:spacing w:after="0" w:line="360" w:lineRule="auto"/>
             </w:pPr>
             <w:r/>
             <w:r>
@@ -6207,7 +6207,7 @@
           </w:tcPr>
           <w:p>
             <w:pPr>
-              <w:spacing w:after="0"/>
+              <w:spacing w:after="0" w:line="360" w:lineRule="auto"/>
             </w:pPr>
             <w:r/>
             <w:r>
@@ -6227,7 +6227,7 @@
           </w:tcPr>
           <w:p>
             <w:pPr>
-              <w:spacing w:after="0"/>
+              <w:spacing w:after="0" w:line="360" w:lineRule="auto"/>
             </w:pPr>
             <w:r/>
             <w:r>
@@ -6247,7 +6247,7 @@
           </w:tcPr>
           <w:p>
             <w:pPr>
-              <w:spacing w:after="0"/>
+              <w:spacing w:after="0" w:line="360" w:lineRule="auto"/>
             </w:pPr>
             <w:r/>
             <w:r>
@@ -6269,7 +6269,7 @@
           </w:tcPr>
           <w:p>
             <w:pPr>
-              <w:spacing w:after="0"/>
+              <w:spacing w:after="0" w:line="360" w:lineRule="auto"/>
             </w:pPr>
             <w:r/>
             <w:r>
@@ -6289,7 +6289,7 @@
           </w:tcPr>
           <w:p>
             <w:pPr>
-              <w:spacing w:after="0"/>
+              <w:spacing w:after="0" w:line="360" w:lineRule="auto"/>
             </w:pPr>
             <w:r/>
             <w:r>
@@ -6309,7 +6309,7 @@
           </w:tcPr>
           <w:p>
             <w:pPr>
-              <w:spacing w:after="0"/>
+              <w:spacing w:after="0" w:line="360" w:lineRule="auto"/>
             </w:pPr>
             <w:r/>
             <w:r>
@@ -6329,7 +6329,7 @@
           </w:tcPr>
           <w:p>
             <w:pPr>
-              <w:spacing w:after="0"/>
+              <w:spacing w:after="0" w:line="360" w:lineRule="auto"/>
             </w:pPr>
             <w:r/>
             <w:r>
@@ -6351,7 +6351,7 @@
           </w:tcPr>
           <w:p>
             <w:pPr>
-              <w:spacing w:after="0"/>
+              <w:spacing w:after="0" w:line="360" w:lineRule="auto"/>
             </w:pPr>
             <w:r/>
             <w:r>
@@ -6371,7 +6371,7 @@
           </w:tcPr>
           <w:p>
             <w:pPr>
-              <w:spacing w:after="0"/>
+              <w:spacing w:after="0" w:line="360" w:lineRule="auto"/>
             </w:pPr>
             <w:r/>
             <w:r>
@@ -6391,7 +6391,7 @@
           </w:tcPr>
           <w:p>
             <w:pPr>
-              <w:spacing w:after="0"/>
+              <w:spacing w:after="0" w:line="360" w:lineRule="auto"/>
             </w:pPr>
             <w:r/>
             <w:r>
@@ -6411,7 +6411,7 @@
           </w:tcPr>
           <w:p>
             <w:pPr>
-              <w:spacing w:after="0"/>
+              <w:spacing w:after="0" w:line="360" w:lineRule="auto"/>
             </w:pPr>
             <w:r/>
             <w:r>
@@ -6433,7 +6433,7 @@
           </w:tcPr>
           <w:p>
             <w:pPr>
-              <w:spacing w:after="0"/>
+              <w:spacing w:after="0" w:line="360" w:lineRule="auto"/>
             </w:pPr>
             <w:r/>
             <w:r>
@@ -6453,7 +6453,7 @@
           </w:tcPr>
           <w:p>
             <w:pPr>
-              <w:spacing w:after="0"/>
+              <w:spacing w:after="0" w:line="360" w:lineRule="auto"/>
             </w:pPr>
             <w:r/>
             <w:r>
@@ -6473,7 +6473,7 @@
           </w:tcPr>
           <w:p>
             <w:pPr>
-              <w:spacing w:after="0"/>
+              <w:spacing w:after="0" w:line="360" w:lineRule="auto"/>
             </w:pPr>
             <w:r/>
             <w:r>
@@ -6493,7 +6493,7 @@
           </w:tcPr>
           <w:p>
             <w:pPr>
-              <w:spacing w:after="0"/>
+              <w:spacing w:after="0" w:line="360" w:lineRule="auto"/>
             </w:pPr>
             <w:r/>
             <w:r>
@@ -6515,7 +6515,7 @@
           </w:tcPr>
           <w:p>
             <w:pPr>
-              <w:spacing w:after="0"/>
+              <w:spacing w:after="0" w:line="360" w:lineRule="auto"/>
             </w:pPr>
             <w:r/>
             <w:r>
@@ -6535,7 +6535,7 @@
           </w:tcPr>
           <w:p>
             <w:pPr>
-              <w:spacing w:after="0"/>
+              <w:spacing w:after="0" w:line="360" w:lineRule="auto"/>
             </w:pPr>
             <w:r/>
             <w:r>
@@ -6555,7 +6555,7 @@
           </w:tcPr>
           <w:p>
             <w:pPr>
-              <w:spacing w:after="0"/>
+              <w:spacing w:after="0" w:line="360" w:lineRule="auto"/>
             </w:pPr>
             <w:r/>
             <w:r>
@@ -6575,7 +6575,7 @@
           </w:tcPr>
           <w:p>
             <w:pPr>
-              <w:spacing w:after="0"/>
+              <w:spacing w:after="0" w:line="360" w:lineRule="auto"/>
             </w:pPr>
             <w:r/>
             <w:r>
@@ -6597,7 +6597,7 @@
           </w:tcPr>
           <w:p>
             <w:pPr>
-              <w:spacing w:after="0"/>
+              <w:spacing w:after="0" w:line="360" w:lineRule="auto"/>
             </w:pPr>
             <w:r/>
             <w:r>
@@ -6617,7 +6617,7 @@
           </w:tcPr>
           <w:p>
             <w:pPr>
-              <w:spacing w:after="0"/>
+              <w:spacing w:after="0" w:line="360" w:lineRule="auto"/>
             </w:pPr>
             <w:r/>
             <w:r>
@@ -6637,7 +6637,7 @@
           </w:tcPr>
           <w:p>
             <w:pPr>
-              <w:spacing w:after="0"/>
+              <w:spacing w:after="0" w:line="360" w:lineRule="auto"/>
             </w:pPr>
             <w:r/>
             <w:r>
@@ -6657,7 +6657,7 @@
           </w:tcPr>
           <w:p>
             <w:pPr>
-              <w:spacing w:after="0"/>
+              <w:spacing w:after="0" w:line="360" w:lineRule="auto"/>
             </w:pPr>
             <w:r/>
             <w:r>
@@ -6679,7 +6679,7 @@
           </w:tcPr>
           <w:p>
             <w:pPr>
-              <w:spacing w:after="0"/>
+              <w:spacing w:after="0" w:line="360" w:lineRule="auto"/>
             </w:pPr>
             <w:r/>
             <w:r>
@@ -6699,7 +6699,7 @@
           </w:tcPr>
           <w:p>
             <w:pPr>
-              <w:spacing w:after="0"/>
+              <w:spacing w:after="0" w:line="360" w:lineRule="auto"/>
             </w:pPr>
             <w:r/>
             <w:r>
@@ -6719,7 +6719,7 @@
           </w:tcPr>
           <w:p>
             <w:pPr>
-              <w:spacing w:after="0"/>
+              <w:spacing w:after="0" w:line="360" w:lineRule="auto"/>
             </w:pPr>
             <w:r/>
             <w:r>
@@ -6739,7 +6739,7 @@
           </w:tcPr>
           <w:p>
             <w:pPr>
-              <w:spacing w:after="0"/>
+              <w:spacing w:after="0" w:line="360" w:lineRule="auto"/>
             </w:pPr>
             <w:r/>
             <w:r>
@@ -6761,7 +6761,7 @@
           </w:tcPr>
           <w:p>
             <w:pPr>
-              <w:spacing w:after="0"/>
+              <w:spacing w:after="0" w:line="360" w:lineRule="auto"/>
             </w:pPr>
             <w:r/>
             <w:r>
@@ -6781,7 +6781,7 @@
           </w:tcPr>
           <w:p>
             <w:pPr>
-              <w:spacing w:after="0"/>
+              <w:spacing w:after="0" w:line="360" w:lineRule="auto"/>
             </w:pPr>
             <w:r/>
             <w:r>
@@ -6801,7 +6801,7 @@
           </w:tcPr>
           <w:p>
             <w:pPr>
-              <w:spacing w:after="0"/>
+              <w:spacing w:after="0" w:line="360" w:lineRule="auto"/>
             </w:pPr>
             <w:r/>
             <w:r>
@@ -6821,7 +6821,7 @@
           </w:tcPr>
           <w:p>
             <w:pPr>
-              <w:spacing w:after="0"/>
+              <w:spacing w:after="0" w:line="360" w:lineRule="auto"/>
             </w:pPr>
             <w:r/>
             <w:r>
@@ -6843,7 +6843,7 @@
           </w:tcPr>
           <w:p>
             <w:pPr>
-              <w:spacing w:after="0"/>
+              <w:spacing w:after="0" w:line="360" w:lineRule="auto"/>
             </w:pPr>
             <w:r/>
             <w:r>
@@ -6863,7 +6863,7 @@
           </w:tcPr>
           <w:p>
             <w:pPr>
-              <w:spacing w:after="0"/>
+              <w:spacing w:after="0" w:line="360" w:lineRule="auto"/>
             </w:pPr>
             <w:r/>
             <w:r>
@@ -6883,7 +6883,7 @@
           </w:tcPr>
           <w:p>
             <w:pPr>
-              <w:spacing w:after="0"/>
+              <w:spacing w:after="0" w:line="360" w:lineRule="auto"/>
             </w:pPr>
             <w:r/>
             <w:r>
@@ -6903,7 +6903,7 @@
           </w:tcPr>
           <w:p>
             <w:pPr>
-              <w:spacing w:after="0"/>
+              <w:spacing w:after="0" w:line="360" w:lineRule="auto"/>
             </w:pPr>
             <w:r/>
             <w:r>
@@ -6925,7 +6925,7 @@
           </w:tcPr>
           <w:p>
             <w:pPr>
-              <w:spacing w:after="0"/>
+              <w:spacing w:after="0" w:line="360" w:lineRule="auto"/>
             </w:pPr>
             <w:r/>
             <w:r>
@@ -6945,7 +6945,7 @@
           </w:tcPr>
           <w:p>
             <w:pPr>
-              <w:spacing w:after="0"/>
+              <w:spacing w:after="0" w:line="360" w:lineRule="auto"/>
             </w:pPr>
             <w:r/>
             <w:r>
@@ -6965,7 +6965,7 @@
           </w:tcPr>
           <w:p>
             <w:pPr>
-              <w:spacing w:after="0"/>
+              <w:spacing w:after="0" w:line="360" w:lineRule="auto"/>
             </w:pPr>
             <w:r/>
             <w:r>
@@ -6985,7 +6985,7 @@
           </w:tcPr>
           <w:p>
             <w:pPr>
-              <w:spacing w:after="0"/>
+              <w:spacing w:after="0" w:line="360" w:lineRule="auto"/>
             </w:pPr>
             <w:r/>
             <w:r>
@@ -7007,7 +7007,7 @@
           </w:tcPr>
           <w:p>
             <w:pPr>
-              <w:spacing w:after="0"/>
+              <w:spacing w:after="0" w:line="360" w:lineRule="auto"/>
             </w:pPr>
             <w:r/>
             <w:r>
@@ -7027,7 +7027,7 @@
           </w:tcPr>
           <w:p>
             <w:pPr>
-              <w:spacing w:after="0"/>
+              <w:spacing w:after="0" w:line="360" w:lineRule="auto"/>
             </w:pPr>
             <w:r/>
             <w:r>
@@ -7047,7 +7047,7 @@
           </w:tcPr>
           <w:p>
             <w:pPr>
-              <w:spacing w:after="0"/>
+              <w:spacing w:after="0" w:line="360" w:lineRule="auto"/>
             </w:pPr>
             <w:r/>
             <w:r>
@@ -7067,7 +7067,7 @@
           </w:tcPr>
           <w:p>
             <w:pPr>
-              <w:spacing w:after="0"/>
+              <w:spacing w:after="0" w:line="360" w:lineRule="auto"/>
             </w:pPr>
             <w:r/>
             <w:r>
@@ -7089,7 +7089,7 @@
           </w:tcPr>
           <w:p>
             <w:pPr>
-              <w:spacing w:after="0"/>
+              <w:spacing w:after="0" w:line="360" w:lineRule="auto"/>
             </w:pPr>
             <w:r/>
             <w:r>
@@ -7109,7 +7109,7 @@
           </w:tcPr>
           <w:p>
             <w:pPr>
-              <w:spacing w:after="0"/>
+              <w:spacing w:after="0" w:line="360" w:lineRule="auto"/>
             </w:pPr>
             <w:r/>
             <w:r>
@@ -7129,7 +7129,7 @@
           </w:tcPr>
           <w:p>
             <w:pPr>
-              <w:spacing w:after="0"/>
+              <w:spacing w:after="0" w:line="360" w:lineRule="auto"/>
             </w:pPr>
             <w:r/>
             <w:r>
@@ -7149,7 +7149,7 @@
           </w:tcPr>
           <w:p>
             <w:pPr>
-              <w:spacing w:after="0"/>
+              <w:spacing w:after="0" w:line="360" w:lineRule="auto"/>
             </w:pPr>
             <w:r/>
             <w:r>
@@ -7171,7 +7171,7 @@
           </w:tcPr>
           <w:p>
             <w:pPr>
-              <w:spacing w:after="0"/>
+              <w:spacing w:after="0" w:line="360" w:lineRule="auto"/>
             </w:pPr>
             <w:r/>
             <w:r>
@@ -7191,7 +7191,7 @@
           </w:tcPr>
           <w:p>
             <w:pPr>
-              <w:spacing w:after="0"/>
+              <w:spacing w:after="0" w:line="360" w:lineRule="auto"/>
             </w:pPr>
             <w:r/>
             <w:r>
@@ -7211,7 +7211,7 @@
           </w:tcPr>
           <w:p>
             <w:pPr>
-              <w:spacing w:after="0"/>
+              <w:spacing w:after="0" w:line="360" w:lineRule="auto"/>
             </w:pPr>
             <w:r/>
             <w:r>
@@ -7231,7 +7231,7 @@
           </w:tcPr>
           <w:p>
             <w:pPr>
-              <w:spacing w:after="0"/>
+              <w:spacing w:after="0" w:line="360" w:lineRule="auto"/>
             </w:pPr>
             <w:r/>
             <w:r>
@@ -7253,7 +7253,7 @@
           </w:tcPr>
           <w:p>
             <w:pPr>
-              <w:spacing w:after="0"/>
+              <w:spacing w:after="0" w:line="360" w:lineRule="auto"/>
             </w:pPr>
             <w:r/>
             <w:r>
@@ -7273,7 +7273,7 @@
           </w:tcPr>
           <w:p>
             <w:pPr>
-              <w:spacing w:after="0"/>
+              <w:spacing w:after="0" w:line="360" w:lineRule="auto"/>
             </w:pPr>
             <w:r/>
             <w:r>
@@ -7293,7 +7293,7 @@
           </w:tcPr>
           <w:p>
             <w:pPr>
-              <w:spacing w:after="0"/>
+              <w:spacing w:after="0" w:line="360" w:lineRule="auto"/>
             </w:pPr>
             <w:r/>
             <w:r>
@@ -7313,7 +7313,7 @@
           </w:tcPr>
           <w:p>
             <w:pPr>
-              <w:spacing w:after="0"/>
+              <w:spacing w:after="0" w:line="360" w:lineRule="auto"/>
             </w:pPr>
             <w:r/>
             <w:r>
@@ -7335,7 +7335,7 @@
           </w:tcPr>
           <w:p>
             <w:pPr>
-              <w:spacing w:after="0"/>
+              <w:spacing w:after="0" w:line="360" w:lineRule="auto"/>
             </w:pPr>
             <w:r/>
             <w:r>
@@ -7355,7 +7355,7 @@
           </w:tcPr>
           <w:p>
             <w:pPr>
-              <w:spacing w:after="0"/>
+              <w:spacing w:after="0" w:line="360" w:lineRule="auto"/>
             </w:pPr>
             <w:r/>
             <w:r>
@@ -7375,7 +7375,7 @@
           </w:tcPr>
           <w:p>
             <w:pPr>
-              <w:spacing w:after="0"/>
+              <w:spacing w:after="0" w:line="360" w:lineRule="auto"/>
             </w:pPr>
             <w:r/>
             <w:r>
@@ -7395,7 +7395,7 @@
           </w:tcPr>
           <w:p>
             <w:pPr>
-              <w:spacing w:after="0"/>
+              <w:spacing w:after="0" w:line="360" w:lineRule="auto"/>
             </w:pPr>
             <w:r/>
             <w:r>
@@ -7417,7 +7417,7 @@
           </w:tcPr>
           <w:p>
             <w:pPr>
-              <w:spacing w:after="0"/>
+              <w:spacing w:after="0" w:line="360" w:lineRule="auto"/>
             </w:pPr>
             <w:r/>
             <w:r>
@@ -7437,7 +7437,7 @@
           </w:tcPr>
           <w:p>
             <w:pPr>
-              <w:spacing w:after="0"/>
+              <w:spacing w:after="0" w:line="360" w:lineRule="auto"/>
             </w:pPr>
             <w:r/>
             <w:r>
@@ -7457,7 +7457,7 @@
           </w:tcPr>
           <w:p>
             <w:pPr>
-              <w:spacing w:after="0"/>
+              <w:spacing w:after="0" w:line="360" w:lineRule="auto"/>
             </w:pPr>
             <w:r/>
             <w:r>
@@ -7477,7 +7477,7 @@
           </w:tcPr>
           <w:p>
             <w:pPr>
-              <w:spacing w:after="0"/>
+              <w:spacing w:after="0" w:line="360" w:lineRule="auto"/>
             </w:pPr>
             <w:r/>
             <w:r>
@@ -7499,7 +7499,7 @@
           </w:tcPr>
           <w:p>
             <w:pPr>
-              <w:spacing w:after="0"/>
+              <w:spacing w:after="0" w:line="360" w:lineRule="auto"/>
             </w:pPr>
             <w:r/>
             <w:r>
@@ -7519,7 +7519,7 @@
           </w:tcPr>
           <w:p>
             <w:pPr>
-              <w:spacing w:after="0"/>
+              <w:spacing w:after="0" w:line="360" w:lineRule="auto"/>
             </w:pPr>
             <w:r/>
             <w:r>
@@ -7539,7 +7539,7 @@
           </w:tcPr>
           <w:p>
             <w:pPr>
-              <w:spacing w:after="0"/>
+              <w:spacing w:after="0" w:line="360" w:lineRule="auto"/>
             </w:pPr>
             <w:r/>
             <w:r>
@@ -7559,7 +7559,7 @@
           </w:tcPr>
           <w:p>
             <w:pPr>
-              <w:spacing w:after="0"/>
+              <w:spacing w:after="0" w:line="360" w:lineRule="auto"/>
             </w:pPr>
             <w:r/>
             <w:r>
@@ -7581,7 +7581,7 @@
           </w:tcPr>
           <w:p>
             <w:pPr>
-              <w:spacing w:after="0"/>
+              <w:spacing w:after="0" w:line="360" w:lineRule="auto"/>
             </w:pPr>
             <w:r/>
             <w:r>
@@ -7601,7 +7601,7 @@
           </w:tcPr>
           <w:p>
             <w:pPr>
-              <w:spacing w:after="0"/>
+              <w:spacing w:after="0" w:line="360" w:lineRule="auto"/>
             </w:pPr>
             <w:r/>
             <w:r>
@@ -7621,7 +7621,7 @@
           </w:tcPr>
           <w:p>
             <w:pPr>
-              <w:spacing w:after="0"/>
+              <w:spacing w:after="0" w:line="360" w:lineRule="auto"/>
             </w:pPr>
             <w:r/>
             <w:r>
@@ -7641,7 +7641,7 @@
           </w:tcPr>
           <w:p>
             <w:pPr>
-              <w:spacing w:after="0"/>
+              <w:spacing w:after="0" w:line="360" w:lineRule="auto"/>
             </w:pPr>
             <w:r/>
             <w:r>
@@ -7693,7 +7693,7 @@
           </w:tcPr>
           <w:p>
             <w:pPr>
-              <w:spacing w:after="0"/>
+              <w:spacing w:after="0" w:line="360" w:lineRule="auto"/>
             </w:pPr>
             <w:r/>
             <w:r>
@@ -7714,7 +7714,7 @@
           </w:tcPr>
           <w:p>
             <w:pPr>
-              <w:spacing w:after="0"/>
+              <w:spacing w:after="0" w:line="360" w:lineRule="auto"/>
             </w:pPr>
             <w:r/>
             <w:r>
@@ -7735,7 +7735,7 @@
           </w:tcPr>
           <w:p>
             <w:pPr>
-              <w:spacing w:after="0"/>
+              <w:spacing w:after="0" w:line="360" w:lineRule="auto"/>
             </w:pPr>
             <w:r/>
             <w:r>
@@ -7758,7 +7758,7 @@
           </w:tcPr>
           <w:p>
             <w:pPr>
-              <w:spacing w:after="0"/>
+              <w:spacing w:after="0" w:line="360" w:lineRule="auto"/>
             </w:pPr>
             <w:r/>
             <w:r>
@@ -7778,7 +7778,7 @@
           </w:tcPr>
           <w:p>
             <w:pPr>
-              <w:spacing w:after="0"/>
+              <w:spacing w:after="0" w:line="360" w:lineRule="auto"/>
             </w:pPr>
             <w:r/>
             <w:r>
@@ -7798,7 +7798,7 @@
           </w:tcPr>
           <w:p>
             <w:pPr>
-              <w:spacing w:after="0"/>
+              <w:spacing w:after="0" w:line="360" w:lineRule="auto"/>
             </w:pPr>
             <w:r/>
             <w:r>
@@ -7820,7 +7820,7 @@
           </w:tcPr>
           <w:p>
             <w:pPr>
-              <w:spacing w:after="0"/>
+              <w:spacing w:after="0" w:line="360" w:lineRule="auto"/>
             </w:pPr>
             <w:r/>
             <w:r>
@@ -7840,7 +7840,7 @@
           </w:tcPr>
           <w:p>
             <w:pPr>
-              <w:spacing w:after="0"/>
+              <w:spacing w:after="0" w:line="360" w:lineRule="auto"/>
             </w:pPr>
             <w:r/>
             <w:r>
@@ -7860,7 +7860,7 @@
           </w:tcPr>
           <w:p>
             <w:pPr>
-              <w:spacing w:after="0"/>
+              <w:spacing w:after="0" w:line="360" w:lineRule="auto"/>
             </w:pPr>
             <w:r/>
             <w:r>
@@ -7882,7 +7882,7 @@
           </w:tcPr>
           <w:p>
             <w:pPr>
-              <w:spacing w:after="0"/>
+              <w:spacing w:after="0" w:line="360" w:lineRule="auto"/>
             </w:pPr>
             <w:r/>
             <w:r>
@@ -7902,7 +7902,7 @@
           </w:tcPr>
           <w:p>
             <w:pPr>
-              <w:spacing w:after="0"/>
+              <w:spacing w:after="0" w:line="360" w:lineRule="auto"/>
             </w:pPr>
             <w:r/>
             <w:r>
@@ -7922,7 +7922,7 @@
           </w:tcPr>
           <w:p>
             <w:pPr>
-              <w:spacing w:after="0"/>
+              <w:spacing w:after="0" w:line="360" w:lineRule="auto"/>
             </w:pPr>
             <w:r/>
             <w:r>
@@ -7944,7 +7944,7 @@
           </w:tcPr>
           <w:p>
             <w:pPr>
-              <w:spacing w:after="0"/>
+              <w:spacing w:after="0" w:line="360" w:lineRule="auto"/>
             </w:pPr>
             <w:r/>
             <w:r>
@@ -7964,7 +7964,7 @@
           </w:tcPr>
           <w:p>
             <w:pPr>
-              <w:spacing w:after="0"/>
+              <w:spacing w:after="0" w:line="360" w:lineRule="auto"/>
             </w:pPr>
             <w:r/>
             <w:r>
@@ -7984,7 +7984,7 @@
           </w:tcPr>
           <w:p>
             <w:pPr>
-              <w:spacing w:after="0"/>
+              <w:spacing w:after="0" w:line="360" w:lineRule="auto"/>
             </w:pPr>
             <w:r/>
             <w:r>
@@ -8006,7 +8006,7 @@
           </w:tcPr>
           <w:p>
             <w:pPr>
-              <w:spacing w:after="0"/>
+              <w:spacing w:after="0" w:line="360" w:lineRule="auto"/>
             </w:pPr>
             <w:r/>
             <w:r>
@@ -8026,7 +8026,7 @@
           </w:tcPr>
           <w:p>
             <w:pPr>
-              <w:spacing w:after="0"/>
+              <w:spacing w:after="0" w:line="360" w:lineRule="auto"/>
             </w:pPr>
             <w:r/>
             <w:r>
@@ -8046,7 +8046,7 @@
           </w:tcPr>
           <w:p>
             <w:pPr>
-              <w:spacing w:after="0"/>
+              <w:spacing w:after="0" w:line="360" w:lineRule="auto"/>
             </w:pPr>
             <w:r/>
             <w:r>
@@ -8068,7 +8068,7 @@
           </w:tcPr>
           <w:p>
             <w:pPr>
-              <w:spacing w:after="0"/>
+              <w:spacing w:after="0" w:line="360" w:lineRule="auto"/>
             </w:pPr>
             <w:r/>
             <w:r>
@@ -8088,7 +8088,7 @@
           </w:tcPr>
           <w:p>
             <w:pPr>
-              <w:spacing w:after="0"/>
+              <w:spacing w:after="0" w:line="360" w:lineRule="auto"/>
             </w:pPr>
             <w:r/>
             <w:r>
@@ -8108,7 +8108,7 @@
           </w:tcPr>
           <w:p>
             <w:pPr>
-              <w:spacing w:after="0"/>
+              <w:spacing w:after="0" w:line="360" w:lineRule="auto"/>
             </w:pPr>
             <w:r/>
             <w:r>
@@ -8130,7 +8130,7 @@
           </w:tcPr>
           <w:p>
             <w:pPr>
-              <w:spacing w:after="0"/>
+              <w:spacing w:after="0" w:line="360" w:lineRule="auto"/>
             </w:pPr>
             <w:r/>
             <w:r>
@@ -8150,7 +8150,7 @@
           </w:tcPr>
           <w:p>
             <w:pPr>
-              <w:spacing w:after="0"/>
+              <w:spacing w:after="0" w:line="360" w:lineRule="auto"/>
             </w:pPr>
             <w:r/>
             <w:r>
@@ -8170,7 +8170,7 @@
           </w:tcPr>
           <w:p>
             <w:pPr>
-              <w:spacing w:after="0"/>
+              <w:spacing w:after="0" w:line="360" w:lineRule="auto"/>
             </w:pPr>
             <w:r/>
             <w:r>
@@ -8192,7 +8192,7 @@
           </w:tcPr>
           <w:p>
             <w:pPr>
-              <w:spacing w:after="0"/>
+              <w:spacing w:after="0" w:line="360" w:lineRule="auto"/>
             </w:pPr>
             <w:r/>
             <w:r>
@@ -8212,7 +8212,7 @@
           </w:tcPr>
           <w:p>
             <w:pPr>
-              <w:spacing w:after="0"/>
+              <w:spacing w:after="0" w:line="360" w:lineRule="auto"/>
             </w:pPr>
             <w:r/>
             <w:r>
@@ -8232,7 +8232,7 @@
           </w:tcPr>
           <w:p>
             <w:pPr>
-              <w:spacing w:after="0"/>
+              <w:spacing w:after="0" w:line="360" w:lineRule="auto"/>
             </w:pPr>
             <w:r/>
             <w:r>
@@ -8254,7 +8254,7 @@
           </w:tcPr>
           <w:p>
             <w:pPr>
-              <w:spacing w:after="0"/>
+              <w:spacing w:after="0" w:line="360" w:lineRule="auto"/>
             </w:pPr>
             <w:r/>
             <w:r>
@@ -8274,7 +8274,7 @@
           </w:tcPr>
           <w:p>
             <w:pPr>
-              <w:spacing w:after="0"/>
+              <w:spacing w:after="0" w:line="360" w:lineRule="auto"/>
             </w:pPr>
             <w:r/>
             <w:r>
@@ -8294,7 +8294,7 @@
           </w:tcPr>
           <w:p>
             <w:pPr>
-              <w:spacing w:after="0"/>
+              <w:spacing w:after="0" w:line="360" w:lineRule="auto"/>
             </w:pPr>
             <w:r/>
             <w:r>
@@ -8316,7 +8316,7 @@
           </w:tcPr>
           <w:p>
             <w:pPr>
-              <w:spacing w:after="0"/>
+              <w:spacing w:after="0" w:line="360" w:lineRule="auto"/>
             </w:pPr>
             <w:r/>
             <w:r>
@@ -8336,7 +8336,7 @@
           </w:tcPr>
           <w:p>
             <w:pPr>
-              <w:spacing w:after="0"/>
+              <w:spacing w:after="0" w:line="360" w:lineRule="auto"/>
             </w:pPr>
             <w:r/>
             <w:r>
@@ -8356,7 +8356,7 @@
           </w:tcPr>
           <w:p>
             <w:pPr>
-              <w:spacing w:after="0"/>
+              <w:spacing w:after="0" w:line="360" w:lineRule="auto"/>
             </w:pPr>
             <w:r/>
             <w:r>
@@ -8378,7 +8378,7 @@
           </w:tcPr>
           <w:p>
             <w:pPr>
-              <w:spacing w:after="0"/>
+              <w:spacing w:after="0" w:line="360" w:lineRule="auto"/>
             </w:pPr>
             <w:r/>
             <w:r>
@@ -8398,7 +8398,7 @@
           </w:tcPr>
           <w:p>
             <w:pPr>
-              <w:spacing w:after="0"/>
+              <w:spacing w:after="0" w:line="360" w:lineRule="auto"/>
             </w:pPr>
             <w:r/>
             <w:r>
@@ -8418,7 +8418,7 @@
           </w:tcPr>
           <w:p>
             <w:pPr>
-              <w:spacing w:after="0"/>
+              <w:spacing w:after="0" w:line="360" w:lineRule="auto"/>
             </w:pPr>
             <w:r/>
             <w:r>
@@ -8440,7 +8440,7 @@
           </w:tcPr>
           <w:p>
             <w:pPr>
-              <w:spacing w:after="0"/>
+              <w:spacing w:after="0" w:line="360" w:lineRule="auto"/>
             </w:pPr>
             <w:r/>
             <w:r>
@@ -8460,7 +8460,7 @@
           </w:tcPr>
           <w:p>
             <w:pPr>
-              <w:spacing w:after="0"/>
+              <w:spacing w:after="0" w:line="360" w:lineRule="auto"/>
             </w:pPr>
             <w:r/>
             <w:r>
@@ -8480,7 +8480,7 @@
           </w:tcPr>
           <w:p>
             <w:pPr>
-              <w:spacing w:after="0"/>
+              <w:spacing w:after="0" w:line="360" w:lineRule="auto"/>
             </w:pPr>
             <w:r/>
             <w:r>
@@ -8502,7 +8502,7 @@
           </w:tcPr>
           <w:p>
             <w:pPr>
-              <w:spacing w:after="0"/>
+              <w:spacing w:after="0" w:line="360" w:lineRule="auto"/>
             </w:pPr>
             <w:r/>
             <w:r>
@@ -8522,7 +8522,7 @@
           </w:tcPr>
           <w:p>
             <w:pPr>
-              <w:spacing w:after="0"/>
+              <w:spacing w:after="0" w:line="360" w:lineRule="auto"/>
             </w:pPr>
             <w:r/>
             <w:r>
@@ -8542,7 +8542,7 @@
           </w:tcPr>
           <w:p>
             <w:pPr>
-              <w:spacing w:after="0"/>
+              <w:spacing w:after="0" w:line="360" w:lineRule="auto"/>
             </w:pPr>
             <w:r/>
             <w:r>
@@ -8564,7 +8564,7 @@
           </w:tcPr>
           <w:p>
             <w:pPr>
-              <w:spacing w:after="0"/>
+              <w:spacing w:after="0" w:line="360" w:lineRule="auto"/>
             </w:pPr>
             <w:r/>
             <w:r>
@@ -8584,7 +8584,7 @@
           </w:tcPr>
           <w:p>
             <w:pPr>
-              <w:spacing w:after="0"/>
+              <w:spacing w:after="0" w:line="360" w:lineRule="auto"/>
             </w:pPr>
             <w:r/>
             <w:r>
@@ -8604,7 +8604,7 @@
           </w:tcPr>
           <w:p>
             <w:pPr>
-              <w:spacing w:after="0"/>
+              <w:spacing w:after="0" w:line="360" w:lineRule="auto"/>
             </w:pPr>
             <w:r/>
             <w:r>
@@ -8626,7 +8626,7 @@
           </w:tcPr>
           <w:p>
             <w:pPr>
-              <w:spacing w:after="0"/>
+              <w:spacing w:after="0" w:line="360" w:lineRule="auto"/>
             </w:pPr>
             <w:r/>
             <w:r>
@@ -8646,7 +8646,7 @@
           </w:tcPr>
           <w:p>
             <w:pPr>
-              <w:spacing w:after="0"/>
+              <w:spacing w:after="0" w:line="360" w:lineRule="auto"/>
             </w:pPr>
             <w:r/>
             <w:r>
@@ -8666,7 +8666,7 @@
           </w:tcPr>
           <w:p>
             <w:pPr>
-              <w:spacing w:after="0"/>
+              <w:spacing w:after="0" w:line="360" w:lineRule="auto"/>
             </w:pPr>
             <w:r/>
             <w:r>
@@ -8688,7 +8688,7 @@
           </w:tcPr>
           <w:p>
             <w:pPr>
-              <w:spacing w:after="0"/>
+              <w:spacing w:after="0" w:line="360" w:lineRule="auto"/>
             </w:pPr>
             <w:r/>
             <w:r>
@@ -8708,7 +8708,7 @@
           </w:tcPr>
           <w:p>
             <w:pPr>
-              <w:spacing w:after="0"/>
+              <w:spacing w:after="0" w:line="360" w:lineRule="auto"/>
             </w:pPr>
             <w:r/>
             <w:r>
@@ -8728,7 +8728,7 @@
           </w:tcPr>
           <w:p>
             <w:pPr>
-              <w:spacing w:after="0"/>
+              <w:spacing w:after="0" w:line="360" w:lineRule="auto"/>
             </w:pPr>
             <w:r/>
             <w:r>
@@ -8750,7 +8750,7 @@
           </w:tcPr>
           <w:p>
             <w:pPr>
-              <w:spacing w:after="0"/>
+              <w:spacing w:after="0" w:line="360" w:lineRule="auto"/>
             </w:pPr>
             <w:r/>
             <w:r>
@@ -8770,7 +8770,7 @@
           </w:tcPr>
           <w:p>
             <w:pPr>
-              <w:spacing w:after="0"/>
+              <w:spacing w:after="0" w:line="360" w:lineRule="auto"/>
             </w:pPr>
             <w:r/>
             <w:r>
@@ -8790,7 +8790,7 @@
           </w:tcPr>
           <w:p>
             <w:pPr>
-              <w:spacing w:after="0"/>
+              <w:spacing w:after="0" w:line="360" w:lineRule="auto"/>
             </w:pPr>
             <w:r/>
             <w:r>
@@ -8812,7 +8812,7 @@
           </w:tcPr>
           <w:p>
             <w:pPr>
-              <w:spacing w:after="0"/>
+              <w:spacing w:after="0" w:line="360" w:lineRule="auto"/>
             </w:pPr>
             <w:r/>
             <w:r>
@@ -8832,7 +8832,7 @@
           </w:tcPr>
           <w:p>
             <w:pPr>
-              <w:spacing w:after="0"/>
+              <w:spacing w:after="0" w:line="360" w:lineRule="auto"/>
             </w:pPr>
             <w:r/>
             <w:r>
@@ -8852,7 +8852,7 @@
           </w:tcPr>
           <w:p>
             <w:pPr>
-              <w:spacing w:after="0"/>
+              <w:spacing w:after="0" w:line="360" w:lineRule="auto"/>
             </w:pPr>
             <w:r/>
             <w:r>
@@ -8947,7 +8947,7 @@
           </w:tcPr>
           <w:p>
             <w:pPr>
-              <w:spacing w:after="0"/>
+              <w:spacing w:after="0" w:line="360" w:lineRule="auto"/>
             </w:pPr>
             <w:r/>
             <w:r>
@@ -8968,7 +8968,7 @@
           </w:tcPr>
           <w:p>
             <w:pPr>
-              <w:spacing w:after="0"/>
+              <w:spacing w:after="0" w:line="360" w:lineRule="auto"/>
             </w:pPr>
             <w:r/>
             <w:r>
@@ -8991,7 +8991,7 @@
           </w:tcPr>
           <w:p>
             <w:pPr>
-              <w:spacing w:after="0"/>
+              <w:spacing w:after="0" w:line="360" w:lineRule="auto"/>
             </w:pPr>
             <w:r/>
             <w:r>
@@ -9011,7 +9011,7 @@
           </w:tcPr>
           <w:p>
             <w:pPr>
-              <w:spacing w:after="0"/>
+              <w:spacing w:after="0" w:line="360" w:lineRule="auto"/>
             </w:pPr>
             <w:r/>
             <w:r>
@@ -9033,7 +9033,7 @@
           </w:tcPr>
           <w:p>
             <w:pPr>
-              <w:spacing w:after="0"/>
+              <w:spacing w:after="0" w:line="360" w:lineRule="auto"/>
             </w:pPr>
             <w:r/>
             <w:r>
@@ -9053,7 +9053,7 @@
           </w:tcPr>
           <w:p>
             <w:pPr>
-              <w:spacing w:after="0"/>
+              <w:spacing w:after="0" w:line="360" w:lineRule="auto"/>
             </w:pPr>
             <w:r/>
             <w:r>
@@ -9075,7 +9075,7 @@
           </w:tcPr>
           <w:p>
             <w:pPr>
-              <w:spacing w:after="0"/>
+              <w:spacing w:after="0" w:line="360" w:lineRule="auto"/>
             </w:pPr>
             <w:r/>
             <w:r>
@@ -9095,7 +9095,7 @@
           </w:tcPr>
           <w:p>
             <w:pPr>
-              <w:spacing w:after="0"/>
+              <w:spacing w:after="0" w:line="360" w:lineRule="auto"/>
             </w:pPr>
             <w:r/>
             <w:r>
@@ -9117,7 +9117,7 @@
           </w:tcPr>
           <w:p>
             <w:pPr>
-              <w:spacing w:after="0"/>
+              <w:spacing w:after="0" w:line="360" w:lineRule="auto"/>
             </w:pPr>
             <w:r/>
             <w:r>
@@ -9137,7 +9137,7 @@
           </w:tcPr>
           <w:p>
             <w:pPr>
-              <w:spacing w:after="0"/>
+              <w:spacing w:after="0" w:line="360" w:lineRule="auto"/>
             </w:pPr>
             <w:r/>
             <w:r>
@@ -9159,7 +9159,7 @@
           </w:tcPr>
           <w:p>
             <w:pPr>
-              <w:spacing w:after="0"/>
+              <w:spacing w:after="0" w:line="360" w:lineRule="auto"/>
             </w:pPr>
             <w:r/>
             <w:r>
@@ -9179,7 +9179,7 @@
           </w:tcPr>
           <w:p>
             <w:pPr>
-              <w:spacing w:after="0"/>
+              <w:spacing w:after="0" w:line="360" w:lineRule="auto"/>
             </w:pPr>
             <w:r/>
             <w:r>
@@ -9201,7 +9201,7 @@
           </w:tcPr>
           <w:p>
             <w:pPr>
-              <w:spacing w:after="0"/>
+              <w:spacing w:after="0" w:line="360" w:lineRule="auto"/>
             </w:pPr>
             <w:r/>
             <w:r>
@@ -9221,7 +9221,7 @@
           </w:tcPr>
           <w:p>
             <w:pPr>
-              <w:spacing w:after="0"/>
+              <w:spacing w:after="0" w:line="360" w:lineRule="auto"/>
             </w:pPr>
             <w:r/>
             <w:r>
@@ -9243,7 +9243,7 @@
           </w:tcPr>
           <w:p>
             <w:pPr>
-              <w:spacing w:after="0"/>
+              <w:spacing w:after="0" w:line="360" w:lineRule="auto"/>
             </w:pPr>
             <w:r/>
             <w:r>
@@ -9263,7 +9263,7 @@
           </w:tcPr>
           <w:p>
             <w:pPr>
-              <w:spacing w:after="0"/>
+              <w:spacing w:after="0" w:line="360" w:lineRule="auto"/>
             </w:pPr>
             <w:r/>
             <w:r>
@@ -9285,7 +9285,7 @@
           </w:tcPr>
           <w:p>
             <w:pPr>
-              <w:spacing w:after="0"/>
+              <w:spacing w:after="0" w:line="360" w:lineRule="auto"/>
             </w:pPr>
             <w:r/>
             <w:r>
@@ -9305,7 +9305,7 @@
           </w:tcPr>
           <w:p>
             <w:pPr>
-              <w:spacing w:after="0"/>
+              <w:spacing w:after="0" w:line="360" w:lineRule="auto"/>
             </w:pPr>
             <w:r/>
             <w:r>
@@ -9763,7 +9763,7 @@
     <w:qFormat/>
     <w:rsid w:val="00FC693F"/>
     <w:pPr>
-      <w:spacing w:line="348" w:lineRule="auto" w:after="120"/>
+      <w:spacing w:line="360" w:lineRule="auto" w:after="120"/>
     </w:pPr>
     <w:rPr>
       <w:rFonts w:ascii="宋体" w:hAnsi="宋体" w:eastAsia="宋体"/>
@@ -9829,7 +9829,7 @@
         <w:ilvl w:val="0"/>
         <w:numId w:val="90"/>
       </w:numPr>
-      <w:spacing w:before="480" w:after="0"/>
+      <w:spacing w:before="480" w:after="0" w:line="360" w:lineRule="auto"/>
       <w:outlineLvl w:val="0"/>
     </w:pPr>
     <w:rPr>
@@ -9857,7 +9857,7 @@
         <w:ilvl w:val="1"/>
         <w:numId w:val="90"/>
       </w:numPr>
-      <w:spacing w:before="200" w:after="0"/>
+      <w:spacing w:before="200" w:after="0" w:line="360" w:lineRule="auto"/>
       <w:outlineLvl w:val="1"/>
     </w:pPr>
     <w:rPr>
@@ -9885,7 +9885,7 @@
         <w:ilvl w:val="2"/>
         <w:numId w:val="90"/>
       </w:numPr>
-      <w:spacing w:before="200" w:after="0"/>
+      <w:spacing w:before="200" w:after="0" w:line="360" w:lineRule="auto"/>
       <w:outlineLvl w:val="2"/>
     </w:pPr>
     <w:rPr>
@@ -10127,7 +10127,7 @@
       <w:pBdr>
         <w:bottom w:val="single" w:sz="8" w:space="4" w:color="4F81BD" w:themeColor="accent1"/>
       </w:pBdr>
-      <w:spacing w:after="300" w:line="240" w:lineRule="auto"/>
+      <w:spacing w:after="300" w:line="360" w:lineRule="auto"/>
       <w:contextualSpacing/>
     </w:pPr>
     <w:rPr>
